--- a/docs/需求分析.docx
+++ b/docs/需求分析.docx
@@ -6,26 +6,30 @@
       <w:pPr>
         <w:pStyle w:val="aa"/>
         <w:rPr>
+          <w:color w:val="auto"/>
           <w:lang w:eastAsia="zh-CN"/>
         </w:rPr>
       </w:pPr>
       <w:r>
         <w:rPr>
-          <w:color w:val="1A1A2E"/>
+          <w:rFonts w:ascii="微软雅黑" w:hAnsi="微软雅黑"/>
+          <w:color w:val="auto"/>
           <w:lang w:eastAsia="zh-CN"/>
         </w:rPr>
-        <w:t>智学系统</w:t>
+        <w:t>知途</w:t>
       </w:r>
       <w:r>
         <w:rPr>
-          <w:color w:val="1A1A2E"/>
+          <w:rFonts w:ascii="微软雅黑" w:hAnsi="微软雅黑"/>
+          <w:color w:val="auto"/>
           <w:lang w:eastAsia="zh-CN"/>
         </w:rPr>
-        <w:t xml:space="preserve"> - </w:t>
+        <w:t xml:space="preserve"> — </w:t>
       </w:r>
       <w:r>
         <w:rPr>
-          <w:color w:val="1A1A2E"/>
+          <w:rFonts w:ascii="微软雅黑" w:hAnsi="微软雅黑"/>
+          <w:color w:val="auto"/>
           <w:lang w:eastAsia="zh-CN"/>
         </w:rPr>
         <w:t>需求分析文档</w:t>
@@ -34,14 +38,17 @@
     <w:p>
       <w:pPr>
         <w:rPr>
-          <w:rFonts w:ascii="宋体" w:eastAsia="宋体" w:hAnsi="宋体" w:hint="eastAsia"/>
+          <w:rFonts w:ascii="黑体" w:eastAsia="黑体" w:hAnsi="黑体" w:hint="eastAsia"/>
+          <w:sz w:val="24"/>
+          <w:szCs w:val="24"/>
           <w:lang w:eastAsia="zh-CN"/>
         </w:rPr>
       </w:pPr>
       <w:r>
         <w:rPr>
-          <w:rFonts w:ascii="宋体" w:eastAsia="宋体" w:hAnsi="宋体"/>
-          <w:sz w:val="20"/>
+          <w:rFonts w:ascii="黑体" w:eastAsia="黑体" w:hAnsi="黑体"/>
+          <w:sz w:val="24"/>
+          <w:szCs w:val="24"/>
           <w:lang w:eastAsia="zh-CN"/>
         </w:rPr>
         <w:t>第十五届"中国软件杯"大学生软件设计大赛 A3 赛题</w:t>
@@ -51,14 +58,23 @@
       <w:pPr>
         <w:pStyle w:val="1"/>
         <w:rPr>
-          <w:rFonts w:ascii="宋体" w:eastAsia="宋体" w:hAnsi="宋体"/>
+          <w:rFonts w:ascii="黑体" w:eastAsia="黑体" w:hAnsi="黑体"/>
+          <w:b w:val="0"/>
+          <w:bCs w:val="0"/>
+          <w:color w:val="auto"/>
+          <w:sz w:val="32"/>
+          <w:szCs w:val="32"/>
           <w:lang w:eastAsia="zh-CN"/>
         </w:rPr>
       </w:pPr>
       <w:r>
         <w:rPr>
-          <w:rFonts w:ascii="宋体" w:eastAsia="宋体" w:hAnsi="宋体"/>
-          <w:color w:val="1A1A2E"/>
+          <w:rFonts w:ascii="黑体" w:eastAsia="黑体" w:hAnsi="黑体"/>
+          <w:b w:val="0"/>
+          <w:bCs w:val="0"/>
+          <w:color w:val="auto"/>
+          <w:sz w:val="32"/>
+          <w:szCs w:val="32"/>
           <w:lang w:eastAsia="zh-CN"/>
         </w:rPr>
         <w:t>一、项目背景</w:t>
@@ -67,37 +83,1396 @@
     <w:p>
       <w:pPr>
         <w:rPr>
-          <w:rFonts w:ascii="宋体" w:eastAsia="宋体" w:hAnsi="宋体"/>
+          <w:rFonts w:ascii="黑体" w:eastAsia="黑体" w:hAnsi="黑体" w:hint="eastAsia"/>
+          <w:sz w:val="24"/>
+          <w:szCs w:val="24"/>
           <w:lang w:eastAsia="zh-CN"/>
         </w:rPr>
       </w:pPr>
       <w:r>
         <w:rPr>
-          <w:rFonts w:ascii="宋体" w:eastAsia="宋体" w:hAnsi="宋体"/>
+          <w:rFonts w:ascii="黑体" w:eastAsia="黑体" w:hAnsi="黑体"/>
+          <w:sz w:val="24"/>
+          <w:szCs w:val="24"/>
           <w:lang w:eastAsia="zh-CN"/>
         </w:rPr>
-        <w:t>传统在线教育面临三大痛点：学习资源千篇一律，无法适配个体差异；知识体系碎片化，缺乏系统性学习路径；学习辅导缺乏交互，学生遇到问题难以及时获得解答。随着大语言模型技术的成熟，利用AI为每位学生提供个性化的学习体验成为可能。本项目构建了一个基于讯飞星火大模型的多智能体系统，为大学生提供从画像构建、资源生成、路径规划到智能辅导的全流程个性化学习服务。</w:t>
+        <w:t>传统在线教育面临三大痛点：学习资源千篇一律，无法适配个体差异；知识体系碎片化，缺乏系统性学习路径；学习辅导缺乏交互，学生遇到问题难以及时获得解答。随着大语言模型技术的成熟，利用AI为每位学生提供个性化的学习体验成为可能。</w:t>
+      </w:r>
+    </w:p>
+    <w:p>
+      <w:pPr>
+        <w:rPr>
+          <w:rFonts w:ascii="黑体" w:eastAsia="黑体" w:hAnsi="黑体" w:hint="eastAsia"/>
+          <w:sz w:val="24"/>
+          <w:szCs w:val="24"/>
+          <w:lang w:eastAsia="zh-CN"/>
+        </w:rPr>
+      </w:pPr>
+      <w:r>
+        <w:rPr>
+          <w:rFonts w:ascii="黑体" w:eastAsia="黑体" w:hAnsi="黑体"/>
+          <w:sz w:val="24"/>
+          <w:szCs w:val="24"/>
+          <w:lang w:eastAsia="zh-CN"/>
+        </w:rPr>
+        <w:t>本项目构建了一个基于科大讯飞星火大模型的多智能体协同系统，为高等教育学生提供从画像构建、资源生成、路径规划到智能辅导和效果评估的全流程个性化学习服务，实现"因材施教"的数字化落地。</w:t>
       </w:r>
     </w:p>
     <w:p>
       <w:pPr>
         <w:pStyle w:val="1"/>
         <w:rPr>
-          <w:rFonts w:ascii="宋体" w:eastAsia="宋体" w:hAnsi="宋体"/>
+          <w:rFonts w:ascii="黑体" w:eastAsia="黑体" w:hAnsi="黑体"/>
+          <w:color w:val="auto"/>
+          <w:sz w:val="32"/>
+          <w:szCs w:val="32"/>
         </w:rPr>
       </w:pPr>
       <w:r>
         <w:rPr>
-          <w:rFonts w:ascii="宋体" w:eastAsia="宋体" w:hAnsi="宋体"/>
-          <w:color w:val="1A1A2E"/>
+          <w:rFonts w:ascii="黑体" w:eastAsia="黑体" w:hAnsi="黑体"/>
+          <w:color w:val="auto"/>
+          <w:sz w:val="32"/>
+          <w:szCs w:val="32"/>
         </w:rPr>
         <w:t>二、用户角色</w:t>
       </w:r>
     </w:p>
     <w:tbl>
       <w:tblPr>
-        <w:tblStyle w:val="-11"/>
+        <w:tblStyle w:val="aff1"/>
         <w:tblW w:w="0" w:type="auto"/>
+        <w:jc w:val="center"/>
+        <w:tblLook w:val="04A0" w:firstRow="1" w:lastRow="0" w:firstColumn="1" w:lastColumn="0" w:noHBand="0" w:noVBand="1"/>
+      </w:tblPr>
+      <w:tblGrid>
+        <w:gridCol w:w="2880"/>
+        <w:gridCol w:w="2880"/>
+        <w:gridCol w:w="2880"/>
+      </w:tblGrid>
+      <w:tr>
+        <w:trPr>
+          <w:jc w:val="center"/>
+        </w:trPr>
+        <w:tc>
+          <w:tcPr>
+            <w:tcW w:w="2880" w:type="dxa"/>
+          </w:tcPr>
+          <w:p>
+            <w:pPr>
+              <w:rPr>
+                <w:rFonts w:ascii="黑体" w:eastAsia="黑体" w:hAnsi="黑体" w:hint="eastAsia"/>
+                <w:sz w:val="24"/>
+                <w:szCs w:val="24"/>
+              </w:rPr>
+            </w:pPr>
+            <w:r>
+              <w:rPr>
+                <w:rFonts w:ascii="黑体" w:eastAsia="黑体" w:hAnsi="黑体"/>
+                <w:b/>
+                <w:sz w:val="21"/>
+                <w:szCs w:val="24"/>
+              </w:rPr>
+              <w:t>角色</w:t>
+            </w:r>
+          </w:p>
+        </w:tc>
+        <w:tc>
+          <w:tcPr>
+            <w:tcW w:w="2880" w:type="dxa"/>
+          </w:tcPr>
+          <w:p>
+            <w:pPr>
+              <w:rPr>
+                <w:rFonts w:ascii="黑体" w:eastAsia="黑体" w:hAnsi="黑体" w:hint="eastAsia"/>
+                <w:sz w:val="24"/>
+                <w:szCs w:val="24"/>
+              </w:rPr>
+            </w:pPr>
+            <w:r>
+              <w:rPr>
+                <w:rFonts w:ascii="黑体" w:eastAsia="黑体" w:hAnsi="黑体"/>
+                <w:b/>
+                <w:sz w:val="21"/>
+                <w:szCs w:val="24"/>
+              </w:rPr>
+              <w:t>描述</w:t>
+            </w:r>
+          </w:p>
+        </w:tc>
+        <w:tc>
+          <w:tcPr>
+            <w:tcW w:w="2880" w:type="dxa"/>
+          </w:tcPr>
+          <w:p>
+            <w:pPr>
+              <w:rPr>
+                <w:rFonts w:ascii="黑体" w:eastAsia="黑体" w:hAnsi="黑体" w:hint="eastAsia"/>
+                <w:sz w:val="24"/>
+                <w:szCs w:val="24"/>
+              </w:rPr>
+            </w:pPr>
+            <w:r>
+              <w:rPr>
+                <w:rFonts w:ascii="黑体" w:eastAsia="黑体" w:hAnsi="黑体"/>
+                <w:b/>
+                <w:sz w:val="21"/>
+                <w:szCs w:val="24"/>
+              </w:rPr>
+              <w:t>核心需求</w:t>
+            </w:r>
+          </w:p>
+        </w:tc>
+      </w:tr>
+      <w:tr>
+        <w:trPr>
+          <w:jc w:val="center"/>
+        </w:trPr>
+        <w:tc>
+          <w:tcPr>
+            <w:tcW w:w="2880" w:type="dxa"/>
+          </w:tcPr>
+          <w:p>
+            <w:pPr>
+              <w:rPr>
+                <w:rFonts w:ascii="黑体" w:eastAsia="黑体" w:hAnsi="黑体" w:hint="eastAsia"/>
+                <w:sz w:val="24"/>
+                <w:szCs w:val="24"/>
+              </w:rPr>
+            </w:pPr>
+            <w:r>
+              <w:rPr>
+                <w:rFonts w:ascii="黑体" w:eastAsia="黑体" w:hAnsi="黑体"/>
+                <w:sz w:val="21"/>
+                <w:szCs w:val="24"/>
+              </w:rPr>
+              <w:t>学生</w:t>
+            </w:r>
+          </w:p>
+        </w:tc>
+        <w:tc>
+          <w:tcPr>
+            <w:tcW w:w="2880" w:type="dxa"/>
+          </w:tcPr>
+          <w:p>
+            <w:pPr>
+              <w:rPr>
+                <w:rFonts w:ascii="黑体" w:eastAsia="黑体" w:hAnsi="黑体" w:hint="eastAsia"/>
+                <w:sz w:val="24"/>
+                <w:szCs w:val="24"/>
+                <w:lang w:eastAsia="zh-CN"/>
+              </w:rPr>
+            </w:pPr>
+            <w:r>
+              <w:rPr>
+                <w:rFonts w:ascii="黑体" w:eastAsia="黑体" w:hAnsi="黑体"/>
+                <w:sz w:val="21"/>
+                <w:szCs w:val="24"/>
+                <w:lang w:eastAsia="zh-CN"/>
+              </w:rPr>
+              <w:t>全日制高校在校学生（本科生、研究生）</w:t>
+            </w:r>
+          </w:p>
+        </w:tc>
+        <w:tc>
+          <w:tcPr>
+            <w:tcW w:w="2880" w:type="dxa"/>
+          </w:tcPr>
+          <w:p>
+            <w:pPr>
+              <w:rPr>
+                <w:rFonts w:ascii="黑体" w:eastAsia="黑体" w:hAnsi="黑体" w:hint="eastAsia"/>
+                <w:sz w:val="24"/>
+                <w:szCs w:val="24"/>
+                <w:lang w:eastAsia="zh-CN"/>
+              </w:rPr>
+            </w:pPr>
+            <w:r>
+              <w:rPr>
+                <w:rFonts w:ascii="黑体" w:eastAsia="黑体" w:hAnsi="黑体"/>
+                <w:sz w:val="21"/>
+                <w:szCs w:val="24"/>
+                <w:lang w:eastAsia="zh-CN"/>
+              </w:rPr>
+              <w:t>获取个性化学习资源、规划学习路径、获得智能辅导、追踪学习效果</w:t>
+            </w:r>
+          </w:p>
+        </w:tc>
+      </w:tr>
+      <w:tr>
+        <w:trPr>
+          <w:jc w:val="center"/>
+        </w:trPr>
+        <w:tc>
+          <w:tcPr>
+            <w:tcW w:w="2880" w:type="dxa"/>
+          </w:tcPr>
+          <w:p>
+            <w:pPr>
+              <w:rPr>
+                <w:rFonts w:ascii="黑体" w:eastAsia="黑体" w:hAnsi="黑体" w:hint="eastAsia"/>
+                <w:sz w:val="24"/>
+                <w:szCs w:val="24"/>
+              </w:rPr>
+            </w:pPr>
+            <w:r>
+              <w:rPr>
+                <w:rFonts w:ascii="黑体" w:eastAsia="黑体" w:hAnsi="黑体"/>
+                <w:sz w:val="21"/>
+                <w:szCs w:val="24"/>
+              </w:rPr>
+              <w:t>系统管理员</w:t>
+            </w:r>
+          </w:p>
+        </w:tc>
+        <w:tc>
+          <w:tcPr>
+            <w:tcW w:w="2880" w:type="dxa"/>
+          </w:tcPr>
+          <w:p>
+            <w:pPr>
+              <w:rPr>
+                <w:rFonts w:ascii="黑体" w:eastAsia="黑体" w:hAnsi="黑体" w:hint="eastAsia"/>
+                <w:sz w:val="24"/>
+                <w:szCs w:val="24"/>
+                <w:lang w:eastAsia="zh-CN"/>
+              </w:rPr>
+            </w:pPr>
+            <w:r>
+              <w:rPr>
+                <w:rFonts w:ascii="黑体" w:eastAsia="黑体" w:hAnsi="黑体"/>
+                <w:sz w:val="21"/>
+                <w:szCs w:val="24"/>
+                <w:lang w:eastAsia="zh-CN"/>
+              </w:rPr>
+              <w:t>教师或课程管理者（可选）</w:t>
+            </w:r>
+          </w:p>
+        </w:tc>
+        <w:tc>
+          <w:tcPr>
+            <w:tcW w:w="2880" w:type="dxa"/>
+          </w:tcPr>
+          <w:p>
+            <w:pPr>
+              <w:rPr>
+                <w:rFonts w:ascii="黑体" w:eastAsia="黑体" w:hAnsi="黑体" w:hint="eastAsia"/>
+                <w:sz w:val="24"/>
+                <w:szCs w:val="24"/>
+                <w:lang w:eastAsia="zh-CN"/>
+              </w:rPr>
+            </w:pPr>
+            <w:r>
+              <w:rPr>
+                <w:rFonts w:ascii="黑体" w:eastAsia="黑体" w:hAnsi="黑体"/>
+                <w:sz w:val="21"/>
+                <w:szCs w:val="24"/>
+                <w:lang w:eastAsia="zh-CN"/>
+              </w:rPr>
+              <w:t>管理课程知识库、查看学生整体学习数据</w:t>
+            </w:r>
+          </w:p>
+        </w:tc>
+      </w:tr>
+    </w:tbl>
+    <w:p>
+      <w:pPr>
+        <w:pStyle w:val="1"/>
+        <w:rPr>
+          <w:rFonts w:ascii="黑体" w:eastAsia="黑体" w:hAnsi="黑体"/>
+          <w:color w:val="auto"/>
+          <w:sz w:val="32"/>
+          <w:szCs w:val="32"/>
+          <w:lang w:eastAsia="zh-CN"/>
+        </w:rPr>
+      </w:pPr>
+      <w:r>
+        <w:rPr>
+          <w:rFonts w:ascii="黑体" w:eastAsia="黑体" w:hAnsi="黑体"/>
+          <w:color w:val="auto"/>
+          <w:sz w:val="32"/>
+          <w:szCs w:val="32"/>
+          <w:lang w:eastAsia="zh-CN"/>
+        </w:rPr>
+        <w:t>三、功能性需求</w:t>
+      </w:r>
+    </w:p>
+    <w:p>
+      <w:pPr>
+        <w:rPr>
+          <w:rFonts w:ascii="黑体" w:eastAsia="黑体" w:hAnsi="黑体" w:hint="eastAsia"/>
+          <w:sz w:val="24"/>
+          <w:szCs w:val="24"/>
+          <w:lang w:eastAsia="zh-CN"/>
+        </w:rPr>
+      </w:pPr>
+      <w:r>
+        <w:rPr>
+          <w:rFonts w:ascii="黑体" w:eastAsia="黑体" w:hAnsi="黑体"/>
+          <w:b/>
+          <w:sz w:val="24"/>
+          <w:szCs w:val="24"/>
+          <w:lang w:eastAsia="zh-CN"/>
+        </w:rPr>
+        <w:t>对话式学习画像构建</w:t>
+      </w:r>
+    </w:p>
+    <w:p>
+      <w:pPr>
+        <w:rPr>
+          <w:rFonts w:ascii="黑体" w:eastAsia="黑体" w:hAnsi="黑体" w:hint="eastAsia"/>
+          <w:sz w:val="24"/>
+          <w:szCs w:val="24"/>
+          <w:lang w:eastAsia="zh-CN"/>
+        </w:rPr>
+      </w:pPr>
+      <w:r>
+        <w:rPr>
+          <w:rFonts w:ascii="黑体" w:eastAsia="黑体" w:hAnsi="黑体"/>
+          <w:sz w:val="24"/>
+          <w:szCs w:val="24"/>
+        </w:rPr>
+        <w:t>通过自然语言对话，系统自动提取学生的六维学习画像：知识基础（各知识点掌握度0-1）、认知风格（visual/auditory/kinesthetic）、薄弱项、学习目标（exam/deep_understanding/practical）、学习节奏（fast/medium/slow）、兴趣方向。</w:t>
+      </w:r>
+      <w:r>
+        <w:rPr>
+          <w:rFonts w:ascii="黑体" w:eastAsia="黑体" w:hAnsi="黑体"/>
+          <w:sz w:val="24"/>
+          <w:szCs w:val="24"/>
+          <w:lang w:eastAsia="zh-CN"/>
+        </w:rPr>
+        <w:t>画像支持增量更新，每次对话后自动合并新信息。用户可查看当前画像并进行重置。</w:t>
+      </w:r>
+    </w:p>
+    <w:p>
+      <w:pPr>
+        <w:rPr>
+          <w:rFonts w:ascii="黑体" w:eastAsia="黑体" w:hAnsi="黑体" w:hint="eastAsia"/>
+          <w:sz w:val="24"/>
+          <w:szCs w:val="24"/>
+          <w:lang w:eastAsia="zh-CN"/>
+        </w:rPr>
+      </w:pPr>
+      <w:r>
+        <w:rPr>
+          <w:rFonts w:ascii="黑体" w:eastAsia="黑体" w:hAnsi="黑体"/>
+          <w:b/>
+          <w:sz w:val="24"/>
+          <w:szCs w:val="24"/>
+          <w:lang w:eastAsia="zh-CN"/>
+        </w:rPr>
+        <w:t>多智能体资源生成</w:t>
+      </w:r>
+    </w:p>
+    <w:p>
+      <w:pPr>
+        <w:rPr>
+          <w:rFonts w:ascii="黑体" w:eastAsia="黑体" w:hAnsi="黑体" w:hint="eastAsia"/>
+          <w:sz w:val="24"/>
+          <w:szCs w:val="24"/>
+        </w:rPr>
+      </w:pPr>
+      <w:r>
+        <w:rPr>
+          <w:rFonts w:ascii="黑体" w:eastAsia="黑体" w:hAnsi="黑体"/>
+          <w:sz w:val="24"/>
+          <w:szCs w:val="24"/>
+        </w:rPr>
+        <w:t>系统支持7种资源类型，每种由专职Agent生成：</w:t>
+      </w:r>
+      <w:r>
+        <w:rPr>
+          <w:rFonts w:ascii="黑体" w:eastAsia="黑体" w:hAnsi="黑体"/>
+          <w:sz w:val="24"/>
+          <w:szCs w:val="24"/>
+        </w:rPr>
+        <w:br/>
+        <w:t>- DocAgent → 课程讲义（Markdown，含LaTeX公式+Mermaid图）</w:t>
+      </w:r>
+      <w:r>
+        <w:rPr>
+          <w:rFonts w:ascii="黑体" w:eastAsia="黑体" w:hAnsi="黑体"/>
+          <w:sz w:val="24"/>
+          <w:szCs w:val="24"/>
+        </w:rPr>
+        <w:br/>
+        <w:t>- MindmapAgent → 思维导图（Mermaid mindmap格式）</w:t>
+      </w:r>
+      <w:r>
+        <w:rPr>
+          <w:rFonts w:ascii="黑体" w:eastAsia="黑体" w:hAnsi="黑体"/>
+          <w:sz w:val="24"/>
+          <w:szCs w:val="24"/>
+        </w:rPr>
+        <w:br/>
+      </w:r>
+      <w:r>
+        <w:rPr>
+          <w:rFonts w:ascii="黑体" w:eastAsia="黑体" w:hAnsi="黑体"/>
+          <w:sz w:val="24"/>
+          <w:szCs w:val="24"/>
+        </w:rPr>
+        <w:lastRenderedPageBreak/>
+        <w:t>- QuizAgent → 练习题（选择/填空/简答/代码题，含解析）</w:t>
+      </w:r>
+      <w:r>
+        <w:rPr>
+          <w:rFonts w:ascii="黑体" w:eastAsia="黑体" w:hAnsi="黑体"/>
+          <w:sz w:val="24"/>
+          <w:szCs w:val="24"/>
+        </w:rPr>
+        <w:br/>
+        <w:t>- CodeAgent → 代码实操案例（完整可运行代码+逐段讲解）</w:t>
+      </w:r>
+      <w:r>
+        <w:rPr>
+          <w:rFonts w:ascii="黑体" w:eastAsia="黑体" w:hAnsi="黑体"/>
+          <w:sz w:val="24"/>
+          <w:szCs w:val="24"/>
+        </w:rPr>
+        <w:br/>
+        <w:t>- ReadingAgent → 拓展阅读推荐（含难度评级+推荐理由）</w:t>
+      </w:r>
+      <w:r>
+        <w:rPr>
+          <w:rFonts w:ascii="黑体" w:eastAsia="黑体" w:hAnsi="黑体"/>
+          <w:sz w:val="24"/>
+          <w:szCs w:val="24"/>
+        </w:rPr>
+        <w:br/>
+        <w:t>- PPTAgent → PPT课件（JSON→python-pptx生成，含代码高亮图片）</w:t>
+      </w:r>
+      <w:r>
+        <w:rPr>
+          <w:rFonts w:ascii="黑体" w:eastAsia="黑体" w:hAnsi="黑体"/>
+          <w:sz w:val="24"/>
+          <w:szCs w:val="24"/>
+        </w:rPr>
+        <w:br/>
+        <w:t>- 多Agent协同 → 一键生成上述所有类型的全套资源</w:t>
+      </w:r>
+    </w:p>
+    <w:p>
+      <w:pPr>
+        <w:rPr>
+          <w:rFonts w:ascii="黑体" w:eastAsia="黑体" w:hAnsi="黑体" w:hint="eastAsia"/>
+          <w:sz w:val="24"/>
+          <w:szCs w:val="24"/>
+          <w:lang w:eastAsia="zh-CN"/>
+        </w:rPr>
+      </w:pPr>
+      <w:r>
+        <w:rPr>
+          <w:rFonts w:ascii="黑体" w:eastAsia="黑体" w:hAnsi="黑体"/>
+          <w:b/>
+          <w:sz w:val="24"/>
+          <w:szCs w:val="24"/>
+          <w:lang w:eastAsia="zh-CN"/>
+        </w:rPr>
+        <w:t>智能学习路径规划</w:t>
+      </w:r>
+    </w:p>
+    <w:p>
+      <w:pPr>
+        <w:rPr>
+          <w:rFonts w:ascii="黑体" w:eastAsia="黑体" w:hAnsi="黑体" w:hint="eastAsia"/>
+          <w:sz w:val="24"/>
+          <w:szCs w:val="24"/>
+          <w:lang w:eastAsia="zh-CN"/>
+        </w:rPr>
+      </w:pPr>
+      <w:r>
+        <w:rPr>
+          <w:rFonts w:ascii="黑体" w:eastAsia="黑体" w:hAnsi="黑体"/>
+          <w:sz w:val="24"/>
+          <w:szCs w:val="24"/>
+          <w:lang w:eastAsia="zh-CN"/>
+        </w:rPr>
+        <w:t>PathAgent基于知识图谱和前置依赖关系，生成节点化学习路径。支持多门课程分别规划，每个节点包含：知识点名称、预估时长、前置依赖、推荐资源类型、学习目标。路径节点支持完成状态标记和持久化，支持从路径节点直接触发资源生成。</w:t>
+      </w:r>
+    </w:p>
+    <w:p>
+      <w:pPr>
+        <w:rPr>
+          <w:rFonts w:ascii="黑体" w:eastAsia="黑体" w:hAnsi="黑体" w:hint="eastAsia"/>
+          <w:sz w:val="24"/>
+          <w:szCs w:val="24"/>
+          <w:lang w:eastAsia="zh-CN"/>
+        </w:rPr>
+      </w:pPr>
+      <w:r>
+        <w:rPr>
+          <w:rFonts w:ascii="黑体" w:eastAsia="黑体" w:hAnsi="黑体"/>
+          <w:b/>
+          <w:sz w:val="24"/>
+          <w:szCs w:val="24"/>
+          <w:lang w:eastAsia="zh-CN"/>
+        </w:rPr>
+        <w:t>智能辅导</w:t>
+      </w:r>
+    </w:p>
+    <w:p>
+      <w:pPr>
+        <w:rPr>
+          <w:rFonts w:ascii="黑体" w:eastAsia="黑体" w:hAnsi="黑体" w:hint="eastAsia"/>
+          <w:sz w:val="24"/>
+          <w:szCs w:val="24"/>
+          <w:lang w:eastAsia="zh-CN"/>
+        </w:rPr>
+      </w:pPr>
+      <w:r>
+        <w:rPr>
+          <w:rFonts w:ascii="黑体" w:eastAsia="黑体" w:hAnsi="黑体"/>
+          <w:sz w:val="24"/>
+          <w:szCs w:val="24"/>
+          <w:lang w:eastAsia="zh-CN"/>
+        </w:rPr>
+        <w:t>TutorAgent提供7步辅导流程：确认理解→一句话总结→直观类比→详细讲解→图示辅助→代码/公式辅助→检验理解。支持自然语言提问，根据学生画像调整解释深度和风格。</w:t>
+      </w:r>
+    </w:p>
+    <w:p>
+      <w:pPr>
+        <w:rPr>
+          <w:rFonts w:ascii="黑体" w:eastAsia="黑体" w:hAnsi="黑体" w:hint="eastAsia"/>
+          <w:sz w:val="24"/>
+          <w:szCs w:val="24"/>
+          <w:lang w:eastAsia="zh-CN"/>
+        </w:rPr>
+      </w:pPr>
+      <w:r>
+        <w:rPr>
+          <w:rFonts w:ascii="黑体" w:eastAsia="黑体" w:hAnsi="黑体"/>
+          <w:b/>
+          <w:sz w:val="24"/>
+          <w:szCs w:val="24"/>
+          <w:lang w:eastAsia="zh-CN"/>
+        </w:rPr>
+        <w:t>学习效果评估</w:t>
+      </w:r>
+    </w:p>
+    <w:p>
+      <w:pPr>
+        <w:rPr>
+          <w:rFonts w:ascii="黑体" w:eastAsia="黑体" w:hAnsi="黑体" w:hint="eastAsia"/>
+          <w:sz w:val="24"/>
+          <w:szCs w:val="24"/>
+          <w:lang w:eastAsia="zh-CN"/>
+        </w:rPr>
+      </w:pPr>
+      <w:r>
+        <w:rPr>
+          <w:rFonts w:ascii="黑体" w:eastAsia="黑体" w:hAnsi="黑体"/>
+          <w:sz w:val="24"/>
+          <w:szCs w:val="24"/>
+          <w:lang w:eastAsia="zh-CN"/>
+        </w:rPr>
+        <w:t>EvalAgent从5个维度评分（0-100）：知识掌握度、实践应用力、学习投入度、进步趋势、薄弱环节风险。提供具体改进建议（含优先级排序）。前端以SVG雷达图可视化展示，支持多次评估的历史趋势对比。评估数据持久化存储。</w:t>
+      </w:r>
+    </w:p>
+    <w:p>
+      <w:pPr>
+        <w:rPr>
+          <w:rFonts w:ascii="黑体" w:eastAsia="黑体" w:hAnsi="黑体" w:hint="eastAsia"/>
+          <w:sz w:val="24"/>
+          <w:szCs w:val="24"/>
+          <w:lang w:eastAsia="zh-CN"/>
+        </w:rPr>
+      </w:pPr>
+      <w:r>
+        <w:rPr>
+          <w:rFonts w:ascii="黑体" w:eastAsia="黑体" w:hAnsi="黑体"/>
+          <w:b/>
+          <w:sz w:val="24"/>
+          <w:szCs w:val="24"/>
+          <w:lang w:eastAsia="zh-CN"/>
+        </w:rPr>
+        <w:t>内容安全过滤</w:t>
+      </w:r>
+    </w:p>
+    <w:p>
+      <w:pPr>
+        <w:rPr>
+          <w:rFonts w:ascii="黑体" w:eastAsia="黑体" w:hAnsi="黑体" w:hint="eastAsia"/>
+          <w:sz w:val="24"/>
+          <w:szCs w:val="24"/>
+          <w:lang w:eastAsia="zh-CN"/>
+        </w:rPr>
+      </w:pPr>
+      <w:r>
+        <w:rPr>
+          <w:rFonts w:ascii="黑体" w:eastAsia="黑体" w:hAnsi="黑体"/>
+          <w:sz w:val="24"/>
+          <w:szCs w:val="24"/>
+          <w:lang w:eastAsia="zh-CN"/>
+        </w:rPr>
+        <w:t>输入/输出双向过滤。6类敏感词库（政治/色情/暴力/违法/注入/隐私，每类约100词）。输入检测：去干扰字符→子串匹配→词长≥3→单类命中即拦截。输出检测：词边界匹配→多类命中(≥2)才拦截→降低误杀率。额外检测刷屏攻击（连续重复字符）。</w:t>
+      </w:r>
+    </w:p>
+    <w:p>
+      <w:pPr>
+        <w:rPr>
+          <w:rFonts w:ascii="黑体" w:eastAsia="黑体" w:hAnsi="黑体" w:hint="eastAsia"/>
+          <w:sz w:val="24"/>
+          <w:szCs w:val="24"/>
+          <w:lang w:eastAsia="zh-CN"/>
+        </w:rPr>
+      </w:pPr>
+      <w:r>
+        <w:rPr>
+          <w:rFonts w:ascii="黑体" w:eastAsia="黑体" w:hAnsi="黑体"/>
+          <w:b/>
+          <w:sz w:val="24"/>
+          <w:szCs w:val="24"/>
+          <w:lang w:eastAsia="zh-CN"/>
+        </w:rPr>
+        <w:t>RAG知识增强</w:t>
+      </w:r>
+    </w:p>
+    <w:p>
+      <w:pPr>
+        <w:rPr>
+          <w:rFonts w:ascii="黑体" w:eastAsia="黑体" w:hAnsi="黑体" w:hint="eastAsia"/>
+          <w:sz w:val="24"/>
+          <w:szCs w:val="24"/>
+        </w:rPr>
+      </w:pPr>
+      <w:r>
+        <w:rPr>
+          <w:rFonts w:ascii="黑体" w:eastAsia="黑体" w:hAnsi="黑体"/>
+          <w:sz w:val="24"/>
+          <w:szCs w:val="24"/>
+          <w:lang w:eastAsia="zh-CN"/>
+        </w:rPr>
+        <w:t>支持上传课程Markdown文档构建ChromaDB向量知识库。资源生成时自动检索相关内容拼接到LLM prompt中，实现防幻觉。</w:t>
+      </w:r>
+      <w:r>
+        <w:rPr>
+          <w:rFonts w:ascii="黑体" w:eastAsia="黑体" w:hAnsi="黑体"/>
+          <w:sz w:val="24"/>
+          <w:szCs w:val="24"/>
+        </w:rPr>
+        <w:t>支持sentence-transformers语义检索，不可用时降级为关键词检索。</w:t>
+      </w:r>
+    </w:p>
+    <w:p>
+      <w:pPr>
+        <w:pStyle w:val="1"/>
+        <w:rPr>
+          <w:rFonts w:ascii="黑体" w:eastAsia="黑体" w:hAnsi="黑体"/>
+          <w:color w:val="auto"/>
+          <w:sz w:val="32"/>
+          <w:szCs w:val="32"/>
+        </w:rPr>
+      </w:pPr>
+      <w:r>
+        <w:rPr>
+          <w:rFonts w:ascii="黑体" w:eastAsia="黑体" w:hAnsi="黑体"/>
+          <w:color w:val="auto"/>
+          <w:sz w:val="32"/>
+          <w:szCs w:val="32"/>
+        </w:rPr>
+        <w:t>四、非功能性需求</w:t>
+      </w:r>
+    </w:p>
+    <w:tbl>
+      <w:tblPr>
+        <w:tblStyle w:val="aff1"/>
+        <w:tblW w:w="0" w:type="auto"/>
+        <w:jc w:val="center"/>
+        <w:tblLook w:val="04A0" w:firstRow="1" w:lastRow="0" w:firstColumn="1" w:lastColumn="0" w:noHBand="0" w:noVBand="1"/>
+      </w:tblPr>
+      <w:tblGrid>
+        <w:gridCol w:w="2880"/>
+        <w:gridCol w:w="2880"/>
+        <w:gridCol w:w="2880"/>
+      </w:tblGrid>
+      <w:tr>
+        <w:trPr>
+          <w:jc w:val="center"/>
+        </w:trPr>
+        <w:tc>
+          <w:tcPr>
+            <w:tcW w:w="2880" w:type="dxa"/>
+          </w:tcPr>
+          <w:p>
+            <w:pPr>
+              <w:rPr>
+                <w:rFonts w:ascii="黑体" w:eastAsia="黑体" w:hAnsi="黑体" w:hint="eastAsia"/>
+                <w:sz w:val="24"/>
+                <w:szCs w:val="24"/>
+              </w:rPr>
+            </w:pPr>
+            <w:r>
+              <w:rPr>
+                <w:rFonts w:ascii="黑体" w:eastAsia="黑体" w:hAnsi="黑体"/>
+                <w:b/>
+                <w:sz w:val="21"/>
+                <w:szCs w:val="24"/>
+              </w:rPr>
+              <w:t>类别</w:t>
+            </w:r>
+          </w:p>
+        </w:tc>
+        <w:tc>
+          <w:tcPr>
+            <w:tcW w:w="2880" w:type="dxa"/>
+          </w:tcPr>
+          <w:p>
+            <w:pPr>
+              <w:rPr>
+                <w:rFonts w:ascii="黑体" w:eastAsia="黑体" w:hAnsi="黑体" w:hint="eastAsia"/>
+                <w:sz w:val="24"/>
+                <w:szCs w:val="24"/>
+              </w:rPr>
+            </w:pPr>
+            <w:r>
+              <w:rPr>
+                <w:rFonts w:ascii="黑体" w:eastAsia="黑体" w:hAnsi="黑体"/>
+                <w:b/>
+                <w:sz w:val="21"/>
+                <w:szCs w:val="24"/>
+              </w:rPr>
+              <w:t>要求</w:t>
+            </w:r>
+          </w:p>
+        </w:tc>
+        <w:tc>
+          <w:tcPr>
+            <w:tcW w:w="2880" w:type="dxa"/>
+          </w:tcPr>
+          <w:p>
+            <w:pPr>
+              <w:rPr>
+                <w:rFonts w:ascii="黑体" w:eastAsia="黑体" w:hAnsi="黑体" w:hint="eastAsia"/>
+                <w:sz w:val="24"/>
+                <w:szCs w:val="24"/>
+              </w:rPr>
+            </w:pPr>
+            <w:r>
+              <w:rPr>
+                <w:rFonts w:ascii="黑体" w:eastAsia="黑体" w:hAnsi="黑体"/>
+                <w:b/>
+                <w:sz w:val="21"/>
+                <w:szCs w:val="24"/>
+              </w:rPr>
+              <w:t>指标</w:t>
+            </w:r>
+          </w:p>
+        </w:tc>
+      </w:tr>
+      <w:tr>
+        <w:trPr>
+          <w:jc w:val="center"/>
+        </w:trPr>
+        <w:tc>
+          <w:tcPr>
+            <w:tcW w:w="2880" w:type="dxa"/>
+          </w:tcPr>
+          <w:p>
+            <w:pPr>
+              <w:rPr>
+                <w:rFonts w:ascii="黑体" w:eastAsia="黑体" w:hAnsi="黑体" w:hint="eastAsia"/>
+                <w:sz w:val="24"/>
+                <w:szCs w:val="24"/>
+              </w:rPr>
+            </w:pPr>
+            <w:r>
+              <w:rPr>
+                <w:rFonts w:ascii="黑体" w:eastAsia="黑体" w:hAnsi="黑体"/>
+                <w:sz w:val="21"/>
+                <w:szCs w:val="24"/>
+              </w:rPr>
+              <w:t>性能</w:t>
+            </w:r>
+          </w:p>
+        </w:tc>
+        <w:tc>
+          <w:tcPr>
+            <w:tcW w:w="2880" w:type="dxa"/>
+          </w:tcPr>
+          <w:p>
+            <w:pPr>
+              <w:rPr>
+                <w:rFonts w:ascii="黑体" w:eastAsia="黑体" w:hAnsi="黑体" w:hint="eastAsia"/>
+                <w:sz w:val="24"/>
+                <w:szCs w:val="24"/>
+              </w:rPr>
+            </w:pPr>
+            <w:r>
+              <w:rPr>
+                <w:rFonts w:ascii="黑体" w:eastAsia="黑体" w:hAnsi="黑体"/>
+                <w:sz w:val="21"/>
+                <w:szCs w:val="24"/>
+              </w:rPr>
+              <w:t>对话响应时间</w:t>
+            </w:r>
+          </w:p>
+        </w:tc>
+        <w:tc>
+          <w:tcPr>
+            <w:tcW w:w="2880" w:type="dxa"/>
+          </w:tcPr>
+          <w:p>
+            <w:pPr>
+              <w:rPr>
+                <w:rFonts w:ascii="黑体" w:eastAsia="黑体" w:hAnsi="黑体" w:hint="eastAsia"/>
+                <w:sz w:val="24"/>
+                <w:szCs w:val="24"/>
+                <w:lang w:eastAsia="zh-CN"/>
+              </w:rPr>
+            </w:pPr>
+            <w:r>
+              <w:rPr>
+                <w:rFonts w:ascii="黑体" w:eastAsia="黑体" w:hAnsi="黑体"/>
+                <w:sz w:val="21"/>
+                <w:szCs w:val="24"/>
+                <w:lang w:eastAsia="zh-CN"/>
+              </w:rPr>
+              <w:t>首token延迟 ≤ 3秒，流</w:t>
+            </w:r>
+            <w:r>
+              <w:rPr>
+                <w:rFonts w:ascii="黑体" w:eastAsia="黑体" w:hAnsi="黑体"/>
+                <w:sz w:val="21"/>
+                <w:szCs w:val="24"/>
+                <w:lang w:eastAsia="zh-CN"/>
+              </w:rPr>
+              <w:lastRenderedPageBreak/>
+              <w:t>式输出</w:t>
+            </w:r>
+          </w:p>
+        </w:tc>
+      </w:tr>
+      <w:tr>
+        <w:trPr>
+          <w:jc w:val="center"/>
+        </w:trPr>
+        <w:tc>
+          <w:tcPr>
+            <w:tcW w:w="2880" w:type="dxa"/>
+          </w:tcPr>
+          <w:p>
+            <w:pPr>
+              <w:rPr>
+                <w:rFonts w:ascii="黑体" w:eastAsia="黑体" w:hAnsi="黑体" w:hint="eastAsia"/>
+                <w:sz w:val="24"/>
+                <w:szCs w:val="24"/>
+              </w:rPr>
+            </w:pPr>
+            <w:r>
+              <w:rPr>
+                <w:rFonts w:ascii="黑体" w:eastAsia="黑体" w:hAnsi="黑体"/>
+                <w:sz w:val="21"/>
+                <w:szCs w:val="24"/>
+              </w:rPr>
+              <w:lastRenderedPageBreak/>
+              <w:t>性能</w:t>
+            </w:r>
+          </w:p>
+        </w:tc>
+        <w:tc>
+          <w:tcPr>
+            <w:tcW w:w="2880" w:type="dxa"/>
+          </w:tcPr>
+          <w:p>
+            <w:pPr>
+              <w:rPr>
+                <w:rFonts w:ascii="黑体" w:eastAsia="黑体" w:hAnsi="黑体" w:hint="eastAsia"/>
+                <w:sz w:val="24"/>
+                <w:szCs w:val="24"/>
+              </w:rPr>
+            </w:pPr>
+            <w:r>
+              <w:rPr>
+                <w:rFonts w:ascii="黑体" w:eastAsia="黑体" w:hAnsi="黑体"/>
+                <w:sz w:val="21"/>
+                <w:szCs w:val="24"/>
+              </w:rPr>
+              <w:t>资源生成时间</w:t>
+            </w:r>
+          </w:p>
+        </w:tc>
+        <w:tc>
+          <w:tcPr>
+            <w:tcW w:w="2880" w:type="dxa"/>
+          </w:tcPr>
+          <w:p>
+            <w:pPr>
+              <w:rPr>
+                <w:rFonts w:ascii="黑体" w:eastAsia="黑体" w:hAnsi="黑体" w:hint="eastAsia"/>
+                <w:sz w:val="24"/>
+                <w:szCs w:val="24"/>
+                <w:lang w:eastAsia="zh-CN"/>
+              </w:rPr>
+            </w:pPr>
+            <w:r>
+              <w:rPr>
+                <w:rFonts w:ascii="黑体" w:eastAsia="黑体" w:hAnsi="黑体"/>
+                <w:sz w:val="21"/>
+                <w:szCs w:val="24"/>
+                <w:lang w:eastAsia="zh-CN"/>
+              </w:rPr>
+              <w:t>单类型资源 ≤ 30秒，全套资源 ≤ 3分钟</w:t>
+            </w:r>
+          </w:p>
+        </w:tc>
+      </w:tr>
+      <w:tr>
+        <w:trPr>
+          <w:jc w:val="center"/>
+        </w:trPr>
+        <w:tc>
+          <w:tcPr>
+            <w:tcW w:w="2880" w:type="dxa"/>
+          </w:tcPr>
+          <w:p>
+            <w:pPr>
+              <w:rPr>
+                <w:rFonts w:ascii="黑体" w:eastAsia="黑体" w:hAnsi="黑体" w:hint="eastAsia"/>
+                <w:sz w:val="24"/>
+                <w:szCs w:val="24"/>
+              </w:rPr>
+            </w:pPr>
+            <w:r>
+              <w:rPr>
+                <w:rFonts w:ascii="黑体" w:eastAsia="黑体" w:hAnsi="黑体"/>
+                <w:sz w:val="21"/>
+                <w:szCs w:val="24"/>
+              </w:rPr>
+              <w:t>可用性</w:t>
+            </w:r>
+          </w:p>
+        </w:tc>
+        <w:tc>
+          <w:tcPr>
+            <w:tcW w:w="2880" w:type="dxa"/>
+          </w:tcPr>
+          <w:p>
+            <w:pPr>
+              <w:rPr>
+                <w:rFonts w:ascii="黑体" w:eastAsia="黑体" w:hAnsi="黑体" w:hint="eastAsia"/>
+                <w:sz w:val="24"/>
+                <w:szCs w:val="24"/>
+              </w:rPr>
+            </w:pPr>
+            <w:r>
+              <w:rPr>
+                <w:rFonts w:ascii="黑体" w:eastAsia="黑体" w:hAnsi="黑体"/>
+                <w:sz w:val="21"/>
+                <w:szCs w:val="24"/>
+              </w:rPr>
+              <w:t>浏览器兼容</w:t>
+            </w:r>
+          </w:p>
+        </w:tc>
+        <w:tc>
+          <w:tcPr>
+            <w:tcW w:w="2880" w:type="dxa"/>
+          </w:tcPr>
+          <w:p>
+            <w:pPr>
+              <w:rPr>
+                <w:rFonts w:ascii="黑体" w:eastAsia="黑体" w:hAnsi="黑体" w:hint="eastAsia"/>
+                <w:sz w:val="24"/>
+                <w:szCs w:val="24"/>
+              </w:rPr>
+            </w:pPr>
+            <w:r>
+              <w:rPr>
+                <w:rFonts w:ascii="黑体" w:eastAsia="黑体" w:hAnsi="黑体"/>
+                <w:sz w:val="21"/>
+                <w:szCs w:val="24"/>
+              </w:rPr>
+              <w:t>Chrome/Edge/Firefox 最新版</w:t>
+            </w:r>
+          </w:p>
+        </w:tc>
+      </w:tr>
+      <w:tr>
+        <w:trPr>
+          <w:jc w:val="center"/>
+        </w:trPr>
+        <w:tc>
+          <w:tcPr>
+            <w:tcW w:w="2880" w:type="dxa"/>
+          </w:tcPr>
+          <w:p>
+            <w:pPr>
+              <w:rPr>
+                <w:rFonts w:ascii="黑体" w:eastAsia="黑体" w:hAnsi="黑体" w:hint="eastAsia"/>
+                <w:sz w:val="24"/>
+                <w:szCs w:val="24"/>
+              </w:rPr>
+            </w:pPr>
+            <w:r>
+              <w:rPr>
+                <w:rFonts w:ascii="黑体" w:eastAsia="黑体" w:hAnsi="黑体"/>
+                <w:sz w:val="21"/>
+                <w:szCs w:val="24"/>
+              </w:rPr>
+              <w:t>可用性</w:t>
+            </w:r>
+          </w:p>
+        </w:tc>
+        <w:tc>
+          <w:tcPr>
+            <w:tcW w:w="2880" w:type="dxa"/>
+          </w:tcPr>
+          <w:p>
+            <w:pPr>
+              <w:rPr>
+                <w:rFonts w:ascii="黑体" w:eastAsia="黑体" w:hAnsi="黑体" w:hint="eastAsia"/>
+                <w:sz w:val="24"/>
+                <w:szCs w:val="24"/>
+              </w:rPr>
+            </w:pPr>
+            <w:r>
+              <w:rPr>
+                <w:rFonts w:ascii="黑体" w:eastAsia="黑体" w:hAnsi="黑体"/>
+                <w:sz w:val="21"/>
+                <w:szCs w:val="24"/>
+              </w:rPr>
+              <w:t>界面响应</w:t>
+            </w:r>
+          </w:p>
+        </w:tc>
+        <w:tc>
+          <w:tcPr>
+            <w:tcW w:w="2880" w:type="dxa"/>
+          </w:tcPr>
+          <w:p>
+            <w:pPr>
+              <w:rPr>
+                <w:rFonts w:ascii="黑体" w:eastAsia="黑体" w:hAnsi="黑体" w:hint="eastAsia"/>
+                <w:sz w:val="24"/>
+                <w:szCs w:val="24"/>
+                <w:lang w:eastAsia="zh-CN"/>
+              </w:rPr>
+            </w:pPr>
+            <w:r>
+              <w:rPr>
+                <w:rFonts w:ascii="黑体" w:eastAsia="黑体" w:hAnsi="黑体"/>
+                <w:sz w:val="21"/>
+                <w:szCs w:val="24"/>
+                <w:lang w:eastAsia="zh-CN"/>
+              </w:rPr>
+              <w:t>深色主题，适配1280px+屏幕</w:t>
+            </w:r>
+          </w:p>
+        </w:tc>
+      </w:tr>
+      <w:tr>
+        <w:trPr>
+          <w:jc w:val="center"/>
+        </w:trPr>
+        <w:tc>
+          <w:tcPr>
+            <w:tcW w:w="2880" w:type="dxa"/>
+          </w:tcPr>
+          <w:p>
+            <w:pPr>
+              <w:rPr>
+                <w:rFonts w:ascii="黑体" w:eastAsia="黑体" w:hAnsi="黑体" w:hint="eastAsia"/>
+                <w:sz w:val="24"/>
+                <w:szCs w:val="24"/>
+              </w:rPr>
+            </w:pPr>
+            <w:r>
+              <w:rPr>
+                <w:rFonts w:ascii="黑体" w:eastAsia="黑体" w:hAnsi="黑体"/>
+                <w:sz w:val="21"/>
+                <w:szCs w:val="24"/>
+              </w:rPr>
+              <w:t>安全性</w:t>
+            </w:r>
+          </w:p>
+        </w:tc>
+        <w:tc>
+          <w:tcPr>
+            <w:tcW w:w="2880" w:type="dxa"/>
+          </w:tcPr>
+          <w:p>
+            <w:pPr>
+              <w:rPr>
+                <w:rFonts w:ascii="黑体" w:eastAsia="黑体" w:hAnsi="黑体" w:hint="eastAsia"/>
+                <w:sz w:val="24"/>
+                <w:szCs w:val="24"/>
+              </w:rPr>
+            </w:pPr>
+            <w:r>
+              <w:rPr>
+                <w:rFonts w:ascii="黑体" w:eastAsia="黑体" w:hAnsi="黑体"/>
+                <w:sz w:val="21"/>
+                <w:szCs w:val="24"/>
+              </w:rPr>
+              <w:t>用户认证</w:t>
+            </w:r>
+          </w:p>
+        </w:tc>
+        <w:tc>
+          <w:tcPr>
+            <w:tcW w:w="2880" w:type="dxa"/>
+          </w:tcPr>
+          <w:p>
+            <w:pPr>
+              <w:rPr>
+                <w:rFonts w:ascii="黑体" w:eastAsia="黑体" w:hAnsi="黑体" w:hint="eastAsia"/>
+                <w:sz w:val="24"/>
+                <w:szCs w:val="24"/>
+              </w:rPr>
+            </w:pPr>
+            <w:r>
+              <w:rPr>
+                <w:rFonts w:ascii="黑体" w:eastAsia="黑体" w:hAnsi="黑体"/>
+                <w:sz w:val="21"/>
+                <w:szCs w:val="24"/>
+              </w:rPr>
+              <w:t>Token鉴权，密码SHA256+Salt哈希</w:t>
+            </w:r>
+          </w:p>
+        </w:tc>
+      </w:tr>
+      <w:tr>
+        <w:trPr>
+          <w:jc w:val="center"/>
+        </w:trPr>
+        <w:tc>
+          <w:tcPr>
+            <w:tcW w:w="2880" w:type="dxa"/>
+          </w:tcPr>
+          <w:p>
+            <w:pPr>
+              <w:rPr>
+                <w:rFonts w:ascii="黑体" w:eastAsia="黑体" w:hAnsi="黑体" w:hint="eastAsia"/>
+                <w:sz w:val="24"/>
+                <w:szCs w:val="24"/>
+              </w:rPr>
+            </w:pPr>
+            <w:r>
+              <w:rPr>
+                <w:rFonts w:ascii="黑体" w:eastAsia="黑体" w:hAnsi="黑体"/>
+                <w:sz w:val="21"/>
+                <w:szCs w:val="24"/>
+              </w:rPr>
+              <w:t>安全性</w:t>
+            </w:r>
+          </w:p>
+        </w:tc>
+        <w:tc>
+          <w:tcPr>
+            <w:tcW w:w="2880" w:type="dxa"/>
+          </w:tcPr>
+          <w:p>
+            <w:pPr>
+              <w:rPr>
+                <w:rFonts w:ascii="黑体" w:eastAsia="黑体" w:hAnsi="黑体" w:hint="eastAsia"/>
+                <w:sz w:val="24"/>
+                <w:szCs w:val="24"/>
+              </w:rPr>
+            </w:pPr>
+            <w:r>
+              <w:rPr>
+                <w:rFonts w:ascii="黑体" w:eastAsia="黑体" w:hAnsi="黑体"/>
+                <w:sz w:val="21"/>
+                <w:szCs w:val="24"/>
+              </w:rPr>
+              <w:t>内容安全</w:t>
+            </w:r>
+          </w:p>
+        </w:tc>
+        <w:tc>
+          <w:tcPr>
+            <w:tcW w:w="2880" w:type="dxa"/>
+          </w:tcPr>
+          <w:p>
+            <w:pPr>
+              <w:rPr>
+                <w:rFonts w:ascii="黑体" w:eastAsia="黑体" w:hAnsi="黑体" w:hint="eastAsia"/>
+                <w:sz w:val="24"/>
+                <w:szCs w:val="24"/>
+                <w:lang w:eastAsia="zh-CN"/>
+              </w:rPr>
+            </w:pPr>
+            <w:r>
+              <w:rPr>
+                <w:rFonts w:ascii="黑体" w:eastAsia="黑体" w:hAnsi="黑体"/>
+                <w:sz w:val="21"/>
+                <w:szCs w:val="24"/>
+                <w:lang w:eastAsia="zh-CN"/>
+              </w:rPr>
+              <w:t>输入/输出双向敏感词过滤，防Prompt注入</w:t>
+            </w:r>
+          </w:p>
+        </w:tc>
+      </w:tr>
+      <w:tr>
+        <w:trPr>
+          <w:jc w:val="center"/>
+        </w:trPr>
+        <w:tc>
+          <w:tcPr>
+            <w:tcW w:w="2880" w:type="dxa"/>
+          </w:tcPr>
+          <w:p>
+            <w:pPr>
+              <w:rPr>
+                <w:rFonts w:ascii="黑体" w:eastAsia="黑体" w:hAnsi="黑体" w:hint="eastAsia"/>
+                <w:sz w:val="24"/>
+                <w:szCs w:val="24"/>
+              </w:rPr>
+            </w:pPr>
+            <w:r>
+              <w:rPr>
+                <w:rFonts w:ascii="黑体" w:eastAsia="黑体" w:hAnsi="黑体"/>
+                <w:sz w:val="21"/>
+                <w:szCs w:val="24"/>
+              </w:rPr>
+              <w:t>可靠性</w:t>
+            </w:r>
+          </w:p>
+        </w:tc>
+        <w:tc>
+          <w:tcPr>
+            <w:tcW w:w="2880" w:type="dxa"/>
+          </w:tcPr>
+          <w:p>
+            <w:pPr>
+              <w:rPr>
+                <w:rFonts w:ascii="黑体" w:eastAsia="黑体" w:hAnsi="黑体" w:hint="eastAsia"/>
+                <w:sz w:val="24"/>
+                <w:szCs w:val="24"/>
+              </w:rPr>
+            </w:pPr>
+            <w:r>
+              <w:rPr>
+                <w:rFonts w:ascii="黑体" w:eastAsia="黑体" w:hAnsi="黑体"/>
+                <w:sz w:val="21"/>
+                <w:szCs w:val="24"/>
+              </w:rPr>
+              <w:t>数据持久化</w:t>
+            </w:r>
+          </w:p>
+        </w:tc>
+        <w:tc>
+          <w:tcPr>
+            <w:tcW w:w="2880" w:type="dxa"/>
+          </w:tcPr>
+          <w:p>
+            <w:pPr>
+              <w:rPr>
+                <w:rFonts w:ascii="黑体" w:eastAsia="黑体" w:hAnsi="黑体" w:hint="eastAsia"/>
+                <w:sz w:val="24"/>
+                <w:szCs w:val="24"/>
+              </w:rPr>
+            </w:pPr>
+            <w:r>
+              <w:rPr>
+                <w:rFonts w:ascii="黑体" w:eastAsia="黑体" w:hAnsi="黑体"/>
+                <w:sz w:val="21"/>
+                <w:szCs w:val="24"/>
+              </w:rPr>
+              <w:t>SQLite WAL模式，用户数据不丢失</w:t>
+            </w:r>
+          </w:p>
+        </w:tc>
+      </w:tr>
+      <w:tr>
+        <w:trPr>
+          <w:jc w:val="center"/>
+        </w:trPr>
+        <w:tc>
+          <w:tcPr>
+            <w:tcW w:w="2880" w:type="dxa"/>
+          </w:tcPr>
+          <w:p>
+            <w:pPr>
+              <w:rPr>
+                <w:rFonts w:ascii="黑体" w:eastAsia="黑体" w:hAnsi="黑体" w:hint="eastAsia"/>
+                <w:sz w:val="24"/>
+                <w:szCs w:val="24"/>
+              </w:rPr>
+            </w:pPr>
+            <w:r>
+              <w:rPr>
+                <w:rFonts w:ascii="黑体" w:eastAsia="黑体" w:hAnsi="黑体"/>
+                <w:sz w:val="21"/>
+                <w:szCs w:val="24"/>
+              </w:rPr>
+              <w:t>可维护性</w:t>
+            </w:r>
+          </w:p>
+        </w:tc>
+        <w:tc>
+          <w:tcPr>
+            <w:tcW w:w="2880" w:type="dxa"/>
+          </w:tcPr>
+          <w:p>
+            <w:pPr>
+              <w:rPr>
+                <w:rFonts w:ascii="黑体" w:eastAsia="黑体" w:hAnsi="黑体" w:hint="eastAsia"/>
+                <w:sz w:val="24"/>
+                <w:szCs w:val="24"/>
+              </w:rPr>
+            </w:pPr>
+            <w:r>
+              <w:rPr>
+                <w:rFonts w:ascii="黑体" w:eastAsia="黑体" w:hAnsi="黑体"/>
+                <w:sz w:val="21"/>
+                <w:szCs w:val="24"/>
+              </w:rPr>
+              <w:t>代码规范</w:t>
+            </w:r>
+          </w:p>
+        </w:tc>
+        <w:tc>
+          <w:tcPr>
+            <w:tcW w:w="2880" w:type="dxa"/>
+          </w:tcPr>
+          <w:p>
+            <w:pPr>
+              <w:rPr>
+                <w:rFonts w:ascii="黑体" w:eastAsia="黑体" w:hAnsi="黑体" w:hint="eastAsia"/>
+                <w:sz w:val="24"/>
+                <w:szCs w:val="24"/>
+              </w:rPr>
+            </w:pPr>
+            <w:r>
+              <w:rPr>
+                <w:rFonts w:ascii="黑体" w:eastAsia="黑体" w:hAnsi="黑体"/>
+                <w:sz w:val="21"/>
+                <w:szCs w:val="24"/>
+              </w:rPr>
+              <w:t>模块化Agent架构，新增Agent只需继承BaseAgent</w:t>
+            </w:r>
+          </w:p>
+        </w:tc>
+      </w:tr>
+    </w:tbl>
+    <w:p>
+      <w:pPr>
+        <w:pStyle w:val="1"/>
+        <w:rPr>
+          <w:rFonts w:ascii="黑体" w:eastAsia="黑体" w:hAnsi="黑体"/>
+          <w:color w:val="auto"/>
+          <w:sz w:val="32"/>
+          <w:szCs w:val="32"/>
+        </w:rPr>
+      </w:pPr>
+      <w:r>
+        <w:rPr>
+          <w:rFonts w:ascii="黑体" w:eastAsia="黑体" w:hAnsi="黑体"/>
+          <w:color w:val="auto"/>
+          <w:sz w:val="32"/>
+          <w:szCs w:val="32"/>
+        </w:rPr>
+        <w:t>五、技术约束</w:t>
+      </w:r>
+    </w:p>
+    <w:tbl>
+      <w:tblPr>
+        <w:tblStyle w:val="aff1"/>
+        <w:tblW w:w="0" w:type="auto"/>
+        <w:jc w:val="center"/>
         <w:tblLook w:val="04A0" w:firstRow="1" w:lastRow="0" w:firstColumn="1" w:lastColumn="0" w:noHBand="0" w:noVBand="1"/>
       </w:tblPr>
       <w:tblGrid>
@@ -106,24 +1481,28 @@
       </w:tblGrid>
       <w:tr>
         <w:trPr>
-          <w:cnfStyle w:val="100000000000" w:firstRow="1" w:lastRow="0" w:firstColumn="0" w:lastColumn="0" w:oddVBand="0" w:evenVBand="0" w:oddHBand="0" w:evenHBand="0" w:firstRowFirstColumn="0" w:firstRowLastColumn="0" w:lastRowFirstColumn="0" w:lastRowLastColumn="0"/>
+          <w:jc w:val="center"/>
         </w:trPr>
         <w:tc>
           <w:tcPr>
-            <w:cnfStyle w:val="001000000000" w:firstRow="0" w:lastRow="0" w:firstColumn="1" w:lastColumn="0" w:oddVBand="0" w:evenVBand="0" w:oddHBand="0" w:evenHBand="0" w:firstRowFirstColumn="0" w:firstRowLastColumn="0" w:lastRowFirstColumn="0" w:lastRowLastColumn="0"/>
             <w:tcW w:w="4320" w:type="dxa"/>
           </w:tcPr>
           <w:p>
             <w:pPr>
               <w:rPr>
-                <w:rFonts w:ascii="宋体" w:eastAsia="宋体" w:hAnsi="宋体"/>
+                <w:rFonts w:ascii="黑体" w:eastAsia="黑体" w:hAnsi="黑体" w:hint="eastAsia"/>
+                <w:sz w:val="24"/>
+                <w:szCs w:val="24"/>
               </w:rPr>
             </w:pPr>
             <w:r>
               <w:rPr>
-                <w:rFonts w:ascii="宋体" w:eastAsia="宋体" w:hAnsi="宋体"/>
+                <w:rFonts w:ascii="黑体" w:eastAsia="黑体" w:hAnsi="黑体"/>
+                <w:b/>
+                <w:sz w:val="21"/>
+                <w:szCs w:val="24"/>
               </w:rPr>
-              <w:t>角色</w:t>
+              <w:t>约束项</w:t>
             </w:r>
           </w:p>
         </w:tc>
@@ -133,40 +1512,47 @@
           </w:tcPr>
           <w:p>
             <w:pPr>
-              <w:cnfStyle w:val="100000000000" w:firstRow="1" w:lastRow="0" w:firstColumn="0" w:lastColumn="0" w:oddVBand="0" w:evenVBand="0" w:oddHBand="0" w:evenHBand="0" w:firstRowFirstColumn="0" w:firstRowLastColumn="0" w:lastRowFirstColumn="0" w:lastRowLastColumn="0"/>
               <w:rPr>
-                <w:rFonts w:ascii="宋体" w:eastAsia="宋体" w:hAnsi="宋体"/>
+                <w:rFonts w:ascii="黑体" w:eastAsia="黑体" w:hAnsi="黑体" w:hint="eastAsia"/>
+                <w:sz w:val="24"/>
+                <w:szCs w:val="24"/>
               </w:rPr>
             </w:pPr>
             <w:r>
               <w:rPr>
-                <w:rFonts w:ascii="宋体" w:eastAsia="宋体" w:hAnsi="宋体"/>
+                <w:rFonts w:ascii="黑体" w:eastAsia="黑体" w:hAnsi="黑体"/>
+                <w:b/>
+                <w:sz w:val="21"/>
+                <w:szCs w:val="24"/>
               </w:rPr>
-              <w:t>描述</w:t>
+              <w:t>具体要求</w:t>
             </w:r>
           </w:p>
         </w:tc>
       </w:tr>
       <w:tr>
         <w:trPr>
-          <w:cnfStyle w:val="000000100000" w:firstRow="0" w:lastRow="0" w:firstColumn="0" w:lastColumn="0" w:oddVBand="0" w:evenVBand="0" w:oddHBand="1" w:evenHBand="0" w:firstRowFirstColumn="0" w:firstRowLastColumn="0" w:lastRowFirstColumn="0" w:lastRowLastColumn="0"/>
+          <w:jc w:val="center"/>
         </w:trPr>
         <w:tc>
           <w:tcPr>
-            <w:cnfStyle w:val="001000000000" w:firstRow="0" w:lastRow="0" w:firstColumn="1" w:lastColumn="0" w:oddVBand="0" w:evenVBand="0" w:oddHBand="0" w:evenHBand="0" w:firstRowFirstColumn="0" w:firstRowLastColumn="0" w:lastRowFirstColumn="0" w:lastRowLastColumn="0"/>
             <w:tcW w:w="4320" w:type="dxa"/>
           </w:tcPr>
           <w:p>
             <w:pPr>
               <w:rPr>
-                <w:rFonts w:ascii="宋体" w:eastAsia="宋体" w:hAnsi="宋体"/>
+                <w:rFonts w:ascii="黑体" w:eastAsia="黑体" w:hAnsi="黑体" w:hint="eastAsia"/>
+                <w:sz w:val="24"/>
+                <w:szCs w:val="24"/>
               </w:rPr>
             </w:pPr>
             <w:r>
               <w:rPr>
-                <w:rFonts w:ascii="宋体" w:eastAsia="宋体" w:hAnsi="宋体"/>
+                <w:rFonts w:ascii="黑体" w:eastAsia="黑体" w:hAnsi="黑体"/>
+                <w:sz w:val="21"/>
+                <w:szCs w:val="24"/>
               </w:rPr>
-              <w:t>学生用户</w:t>
+              <w:t>大模型API</w:t>
             </w:r>
           </w:p>
         </w:tc>
@@ -176,852 +1562,46 @@
           </w:tcPr>
           <w:p>
             <w:pPr>
-              <w:cnfStyle w:val="000000100000" w:firstRow="0" w:lastRow="0" w:firstColumn="0" w:lastColumn="0" w:oddVBand="0" w:evenVBand="0" w:oddHBand="1" w:evenHBand="0" w:firstRowFirstColumn="0" w:firstRowLastColumn="0" w:lastRowFirstColumn="0" w:lastRowLastColumn="0"/>
               <w:rPr>
-                <w:rFonts w:ascii="宋体" w:eastAsia="宋体" w:hAnsi="宋体"/>
-                <w:lang w:eastAsia="zh-CN"/>
+                <w:rFonts w:ascii="黑体" w:eastAsia="黑体" w:hAnsi="黑体" w:hint="eastAsia"/>
+                <w:sz w:val="24"/>
+                <w:szCs w:val="24"/>
               </w:rPr>
             </w:pPr>
             <w:r>
               <w:rPr>
-                <w:rFonts w:ascii="宋体" w:eastAsia="宋体" w:hAnsi="宋体"/>
-                <w:lang w:eastAsia="zh-CN"/>
+                <w:rFonts w:ascii="黑体" w:eastAsia="黑体" w:hAnsi="黑体"/>
+                <w:sz w:val="21"/>
+                <w:szCs w:val="24"/>
               </w:rPr>
-              <w:t>核心使用者，通过与AI对话获取个性化学习资源、规划学习路径、获得答疑辅导</w:t>
-            </w:r>
-          </w:p>
-        </w:tc>
-      </w:tr>
-    </w:tbl>
-    <w:p>
-      <w:pPr>
-        <w:rPr>
-          <w:rFonts w:ascii="宋体" w:eastAsia="宋体" w:hAnsi="宋体"/>
-          <w:lang w:eastAsia="zh-CN"/>
-        </w:rPr>
-      </w:pPr>
-    </w:p>
-    <w:p>
-      <w:pPr>
-        <w:pStyle w:val="1"/>
-        <w:rPr>
-          <w:rFonts w:ascii="宋体" w:eastAsia="宋体" w:hAnsi="宋体"/>
-          <w:lang w:eastAsia="zh-CN"/>
-        </w:rPr>
-      </w:pPr>
-      <w:r>
-        <w:rPr>
-          <w:rFonts w:ascii="宋体" w:eastAsia="宋体" w:hAnsi="宋体"/>
-          <w:color w:val="1A1A2E"/>
-          <w:lang w:eastAsia="zh-CN"/>
-        </w:rPr>
-        <w:t>三、功能性需求</w:t>
-      </w:r>
-    </w:p>
-    <w:p>
-      <w:pPr>
-        <w:pStyle w:val="21"/>
-        <w:rPr>
-          <w:rFonts w:ascii="宋体" w:eastAsia="宋体" w:hAnsi="宋体"/>
-          <w:lang w:eastAsia="zh-CN"/>
-        </w:rPr>
-      </w:pPr>
-      <w:r>
-        <w:rPr>
-          <w:rFonts w:ascii="宋体" w:eastAsia="宋体" w:hAnsi="宋体"/>
-          <w:color w:val="1A1A2E"/>
-          <w:lang w:eastAsia="zh-CN"/>
-        </w:rPr>
-        <w:t>FR1：学生画像构建</w:t>
-      </w:r>
-    </w:p>
-    <w:p>
-      <w:pPr>
-        <w:rPr>
-          <w:rFonts w:ascii="宋体" w:eastAsia="宋体" w:hAnsi="宋体" w:hint="eastAsia"/>
-          <w:lang w:eastAsia="zh-CN"/>
-        </w:rPr>
-      </w:pPr>
-      <w:r>
-        <w:rPr>
-          <w:rFonts w:ascii="宋体" w:eastAsia="宋体" w:hAnsi="宋体"/>
-          <w:lang w:eastAsia="zh-CN"/>
-        </w:rPr>
-        <w:t>通过自然语言对话，系统自动提取学生的六维学习画像：知识基础、认知风格、薄弱项、学习目标、学习节奏、兴趣方向。画像支持增量更新，每次对话后自动合并新信息。用户可查看当前画像并进行重置。</w:t>
-      </w:r>
-    </w:p>
-    <w:p>
-      <w:pPr>
-        <w:pStyle w:val="21"/>
-        <w:rPr>
-          <w:rFonts w:ascii="宋体" w:eastAsia="宋体" w:hAnsi="宋体"/>
-          <w:lang w:eastAsia="zh-CN"/>
-        </w:rPr>
-      </w:pPr>
-      <w:r>
-        <w:rPr>
-          <w:rFonts w:ascii="宋体" w:eastAsia="宋体" w:hAnsi="宋体"/>
-          <w:color w:val="1A1A2E"/>
-          <w:lang w:eastAsia="zh-CN"/>
-        </w:rPr>
-        <w:t>FR2：多智能体资源生成</w:t>
-      </w:r>
-    </w:p>
-    <w:p>
-      <w:pPr>
-        <w:rPr>
-          <w:rFonts w:ascii="宋体" w:eastAsia="宋体" w:hAnsi="宋体"/>
-          <w:lang w:eastAsia="zh-CN"/>
-        </w:rPr>
-      </w:pPr>
-      <w:r>
-        <w:rPr>
-          <w:rFonts w:ascii="宋体" w:eastAsia="宋体" w:hAnsi="宋体"/>
-          <w:lang w:eastAsia="zh-CN"/>
-        </w:rPr>
-        <w:t>系统支持7种资源类型，每种由专职Agent生成：</w:t>
-      </w:r>
-    </w:p>
-    <w:tbl>
-      <w:tblPr>
-        <w:tblStyle w:val="-11"/>
-        <w:tblW w:w="0" w:type="auto"/>
-        <w:tblLook w:val="04A0" w:firstRow="1" w:lastRow="0" w:firstColumn="1" w:lastColumn="0" w:noHBand="0" w:noVBand="1"/>
-      </w:tblPr>
-      <w:tblGrid>
-        <w:gridCol w:w="2880"/>
-        <w:gridCol w:w="2880"/>
-        <w:gridCol w:w="2880"/>
-      </w:tblGrid>
-      <w:tr>
-        <w:trPr>
-          <w:cnfStyle w:val="100000000000" w:firstRow="1" w:lastRow="0" w:firstColumn="0" w:lastColumn="0" w:oddVBand="0" w:evenVBand="0" w:oddHBand="0" w:evenHBand="0" w:firstRowFirstColumn="0" w:firstRowLastColumn="0" w:lastRowFirstColumn="0" w:lastRowLastColumn="0"/>
-        </w:trPr>
-        <w:tc>
-          <w:tcPr>
-            <w:cnfStyle w:val="001000000000" w:firstRow="0" w:lastRow="0" w:firstColumn="1" w:lastColumn="0" w:oddVBand="0" w:evenVBand="0" w:oddHBand="0" w:evenHBand="0" w:firstRowFirstColumn="0" w:firstRowLastColumn="0" w:lastRowFirstColumn="0" w:lastRowLastColumn="0"/>
-            <w:tcW w:w="2880" w:type="dxa"/>
-          </w:tcPr>
-          <w:p>
-            <w:pPr>
-              <w:rPr>
-                <w:rFonts w:ascii="宋体" w:eastAsia="宋体" w:hAnsi="宋体"/>
-              </w:rPr>
-            </w:pPr>
-            <w:r>
-              <w:rPr>
-                <w:rFonts w:ascii="宋体" w:eastAsia="宋体" w:hAnsi="宋体"/>
-              </w:rPr>
-              <w:t>资源类型</w:t>
-            </w:r>
-          </w:p>
-        </w:tc>
-        <w:tc>
-          <w:tcPr>
-            <w:tcW w:w="2880" w:type="dxa"/>
-          </w:tcPr>
-          <w:p>
-            <w:pPr>
-              <w:cnfStyle w:val="100000000000" w:firstRow="1" w:lastRow="0" w:firstColumn="0" w:lastColumn="0" w:oddVBand="0" w:evenVBand="0" w:oddHBand="0" w:evenHBand="0" w:firstRowFirstColumn="0" w:firstRowLastColumn="0" w:lastRowFirstColumn="0" w:lastRowLastColumn="0"/>
-              <w:rPr>
-                <w:rFonts w:ascii="宋体" w:eastAsia="宋体" w:hAnsi="宋体"/>
-              </w:rPr>
-            </w:pPr>
-            <w:r>
-              <w:rPr>
-                <w:rFonts w:ascii="宋体" w:eastAsia="宋体" w:hAnsi="宋体"/>
-              </w:rPr>
-              <w:t>Agent</w:t>
-            </w:r>
-          </w:p>
-        </w:tc>
-        <w:tc>
-          <w:tcPr>
-            <w:tcW w:w="2880" w:type="dxa"/>
-          </w:tcPr>
-          <w:p>
-            <w:pPr>
-              <w:cnfStyle w:val="100000000000" w:firstRow="1" w:lastRow="0" w:firstColumn="0" w:lastColumn="0" w:oddVBand="0" w:evenVBand="0" w:oddHBand="0" w:evenHBand="0" w:firstRowFirstColumn="0" w:firstRowLastColumn="0" w:lastRowFirstColumn="0" w:lastRowLastColumn="0"/>
-              <w:rPr>
-                <w:rFonts w:ascii="宋体" w:eastAsia="宋体" w:hAnsi="宋体"/>
-              </w:rPr>
-            </w:pPr>
-            <w:r>
-              <w:rPr>
-                <w:rFonts w:ascii="宋体" w:eastAsia="宋体" w:hAnsi="宋体"/>
-              </w:rPr>
-              <w:t>说明</w:t>
+              <w:t>科大讯飞星火大模型（Spark X2，Bearer Token鉴权）</w:t>
             </w:r>
           </w:p>
         </w:tc>
       </w:tr>
       <w:tr>
         <w:trPr>
-          <w:cnfStyle w:val="000000100000" w:firstRow="0" w:lastRow="0" w:firstColumn="0" w:lastColumn="0" w:oddVBand="0" w:evenVBand="0" w:oddHBand="1" w:evenHBand="0" w:firstRowFirstColumn="0" w:firstRowLastColumn="0" w:lastRowFirstColumn="0" w:lastRowLastColumn="0"/>
+          <w:jc w:val="center"/>
         </w:trPr>
         <w:tc>
           <w:tcPr>
-            <w:cnfStyle w:val="001000000000" w:firstRow="0" w:lastRow="0" w:firstColumn="1" w:lastColumn="0" w:oddVBand="0" w:evenVBand="0" w:oddHBand="0" w:evenHBand="0" w:firstRowFirstColumn="0" w:firstRowLastColumn="0" w:lastRowFirstColumn="0" w:lastRowLastColumn="0"/>
-            <w:tcW w:w="2880" w:type="dxa"/>
-          </w:tcPr>
-          <w:p>
-            <w:pPr>
-              <w:rPr>
-                <w:rFonts w:ascii="宋体" w:eastAsia="宋体" w:hAnsi="宋体"/>
-              </w:rPr>
-            </w:pPr>
-            <w:r>
-              <w:rPr>
-                <w:rFonts w:ascii="宋体" w:eastAsia="宋体" w:hAnsi="宋体"/>
-              </w:rPr>
-              <w:t>课程讲义</w:t>
-            </w:r>
-          </w:p>
-        </w:tc>
-        <w:tc>
-          <w:tcPr>
-            <w:tcW w:w="2880" w:type="dxa"/>
-          </w:tcPr>
-          <w:p>
-            <w:pPr>
-              <w:cnfStyle w:val="000000100000" w:firstRow="0" w:lastRow="0" w:firstColumn="0" w:lastColumn="0" w:oddVBand="0" w:evenVBand="0" w:oddHBand="1" w:evenHBand="0" w:firstRowFirstColumn="0" w:firstRowLastColumn="0" w:lastRowFirstColumn="0" w:lastRowLastColumn="0"/>
-              <w:rPr>
-                <w:rFonts w:ascii="宋体" w:eastAsia="宋体" w:hAnsi="宋体"/>
-              </w:rPr>
-            </w:pPr>
-            <w:r>
-              <w:rPr>
-                <w:rFonts w:ascii="宋体" w:eastAsia="宋体" w:hAnsi="宋体"/>
-              </w:rPr>
-              <w:t>DocAgent</w:t>
-            </w:r>
-          </w:p>
-        </w:tc>
-        <w:tc>
-          <w:tcPr>
-            <w:tcW w:w="2880" w:type="dxa"/>
-          </w:tcPr>
-          <w:p>
-            <w:pPr>
-              <w:cnfStyle w:val="000000100000" w:firstRow="0" w:lastRow="0" w:firstColumn="0" w:lastColumn="0" w:oddVBand="0" w:evenVBand="0" w:oddHBand="1" w:evenHBand="0" w:firstRowFirstColumn="0" w:firstRowLastColumn="0" w:lastRowFirstColumn="0" w:lastRowLastColumn="0"/>
-              <w:rPr>
-                <w:rFonts w:ascii="宋体" w:eastAsia="宋体" w:hAnsi="宋体"/>
-              </w:rPr>
-            </w:pPr>
-            <w:r>
-              <w:rPr>
-                <w:rFonts w:ascii="宋体" w:eastAsia="宋体" w:hAnsi="宋体"/>
-              </w:rPr>
-              <w:t>Markdown格式，6段结构，含LaTeX、Mermaid图</w:t>
-            </w:r>
-          </w:p>
-        </w:tc>
-      </w:tr>
-      <w:tr>
-        <w:trPr>
-          <w:cnfStyle w:val="000000010000" w:firstRow="0" w:lastRow="0" w:firstColumn="0" w:lastColumn="0" w:oddVBand="0" w:evenVBand="0" w:oddHBand="0" w:evenHBand="1" w:firstRowFirstColumn="0" w:firstRowLastColumn="0" w:lastRowFirstColumn="0" w:lastRowLastColumn="0"/>
-        </w:trPr>
-        <w:tc>
-          <w:tcPr>
-            <w:cnfStyle w:val="001000000000" w:firstRow="0" w:lastRow="0" w:firstColumn="1" w:lastColumn="0" w:oddVBand="0" w:evenVBand="0" w:oddHBand="0" w:evenHBand="0" w:firstRowFirstColumn="0" w:firstRowLastColumn="0" w:lastRowFirstColumn="0" w:lastRowLastColumn="0"/>
-            <w:tcW w:w="2880" w:type="dxa"/>
-          </w:tcPr>
-          <w:p>
-            <w:pPr>
-              <w:rPr>
-                <w:rFonts w:ascii="宋体" w:eastAsia="宋体" w:hAnsi="宋体"/>
-              </w:rPr>
-            </w:pPr>
-            <w:r>
-              <w:rPr>
-                <w:rFonts w:ascii="宋体" w:eastAsia="宋体" w:hAnsi="宋体"/>
-              </w:rPr>
-              <w:t>思维导图</w:t>
-            </w:r>
-          </w:p>
-        </w:tc>
-        <w:tc>
-          <w:tcPr>
-            <w:tcW w:w="2880" w:type="dxa"/>
-          </w:tcPr>
-          <w:p>
-            <w:pPr>
-              <w:cnfStyle w:val="000000010000" w:firstRow="0" w:lastRow="0" w:firstColumn="0" w:lastColumn="0" w:oddVBand="0" w:evenVBand="0" w:oddHBand="0" w:evenHBand="1" w:firstRowFirstColumn="0" w:firstRowLastColumn="0" w:lastRowFirstColumn="0" w:lastRowLastColumn="0"/>
-              <w:rPr>
-                <w:rFonts w:ascii="宋体" w:eastAsia="宋体" w:hAnsi="宋体"/>
-              </w:rPr>
-            </w:pPr>
-            <w:r>
-              <w:rPr>
-                <w:rFonts w:ascii="宋体" w:eastAsia="宋体" w:hAnsi="宋体"/>
-              </w:rPr>
-              <w:t>MindmapAgent</w:t>
-            </w:r>
-          </w:p>
-        </w:tc>
-        <w:tc>
-          <w:tcPr>
-            <w:tcW w:w="2880" w:type="dxa"/>
-          </w:tcPr>
-          <w:p>
-            <w:pPr>
-              <w:cnfStyle w:val="000000010000" w:firstRow="0" w:lastRow="0" w:firstColumn="0" w:lastColumn="0" w:oddVBand="0" w:evenVBand="0" w:oddHBand="0" w:evenHBand="1" w:firstRowFirstColumn="0" w:firstRowLastColumn="0" w:lastRowFirstColumn="0" w:lastRowLastColumn="0"/>
-              <w:rPr>
-                <w:rFonts w:ascii="宋体" w:eastAsia="宋体" w:hAnsi="宋体"/>
-              </w:rPr>
-            </w:pPr>
-            <w:r>
-              <w:rPr>
-                <w:rFonts w:ascii="宋体" w:eastAsia="宋体" w:hAnsi="宋体"/>
-              </w:rPr>
-              <w:t>Mermaid语法，可交互渲染为SVG</w:t>
-            </w:r>
-          </w:p>
-        </w:tc>
-      </w:tr>
-      <w:tr>
-        <w:trPr>
-          <w:cnfStyle w:val="000000100000" w:firstRow="0" w:lastRow="0" w:firstColumn="0" w:lastColumn="0" w:oddVBand="0" w:evenVBand="0" w:oddHBand="1" w:evenHBand="0" w:firstRowFirstColumn="0" w:firstRowLastColumn="0" w:lastRowFirstColumn="0" w:lastRowLastColumn="0"/>
-        </w:trPr>
-        <w:tc>
-          <w:tcPr>
-            <w:cnfStyle w:val="001000000000" w:firstRow="0" w:lastRow="0" w:firstColumn="1" w:lastColumn="0" w:oddVBand="0" w:evenVBand="0" w:oddHBand="0" w:evenHBand="0" w:firstRowFirstColumn="0" w:firstRowLastColumn="0" w:lastRowFirstColumn="0" w:lastRowLastColumn="0"/>
-            <w:tcW w:w="2880" w:type="dxa"/>
-          </w:tcPr>
-          <w:p>
-            <w:pPr>
-              <w:rPr>
-                <w:rFonts w:ascii="宋体" w:eastAsia="宋体" w:hAnsi="宋体"/>
-              </w:rPr>
-            </w:pPr>
-            <w:r>
-              <w:rPr>
-                <w:rFonts w:ascii="宋体" w:eastAsia="宋体" w:hAnsi="宋体"/>
-              </w:rPr>
-              <w:t>练习题</w:t>
-            </w:r>
-          </w:p>
-        </w:tc>
-        <w:tc>
-          <w:tcPr>
-            <w:tcW w:w="2880" w:type="dxa"/>
-          </w:tcPr>
-          <w:p>
-            <w:pPr>
-              <w:cnfStyle w:val="000000100000" w:firstRow="0" w:lastRow="0" w:firstColumn="0" w:lastColumn="0" w:oddVBand="0" w:evenVBand="0" w:oddHBand="1" w:evenHBand="0" w:firstRowFirstColumn="0" w:firstRowLastColumn="0" w:lastRowFirstColumn="0" w:lastRowLastColumn="0"/>
-              <w:rPr>
-                <w:rFonts w:ascii="宋体" w:eastAsia="宋体" w:hAnsi="宋体"/>
-              </w:rPr>
-            </w:pPr>
-            <w:r>
-              <w:rPr>
-                <w:rFonts w:ascii="宋体" w:eastAsia="宋体" w:hAnsi="宋体"/>
-              </w:rPr>
-              <w:t>QuizAgent</w:t>
-            </w:r>
-          </w:p>
-        </w:tc>
-        <w:tc>
-          <w:tcPr>
-            <w:tcW w:w="2880" w:type="dxa"/>
-          </w:tcPr>
-          <w:p>
-            <w:pPr>
-              <w:cnfStyle w:val="000000100000" w:firstRow="0" w:lastRow="0" w:firstColumn="0" w:lastColumn="0" w:oddVBand="0" w:evenVBand="0" w:oddHBand="1" w:evenHBand="0" w:firstRowFirstColumn="0" w:firstRowLastColumn="0" w:lastRowFirstColumn="0" w:lastRowLastColumn="0"/>
-              <w:rPr>
-                <w:rFonts w:ascii="宋体" w:eastAsia="宋体" w:hAnsi="宋体"/>
-                <w:lang w:eastAsia="zh-CN"/>
-              </w:rPr>
-            </w:pPr>
-            <w:r>
-              <w:rPr>
-                <w:rFonts w:ascii="宋体" w:eastAsia="宋体" w:hAnsi="宋体"/>
-                <w:lang w:eastAsia="zh-CN"/>
-              </w:rPr>
-              <w:t>选择/填空/简答/代码题，人类可读的Q&amp;A格式</w:t>
-            </w:r>
-          </w:p>
-        </w:tc>
-      </w:tr>
-      <w:tr>
-        <w:trPr>
-          <w:cnfStyle w:val="000000010000" w:firstRow="0" w:lastRow="0" w:firstColumn="0" w:lastColumn="0" w:oddVBand="0" w:evenVBand="0" w:oddHBand="0" w:evenHBand="1" w:firstRowFirstColumn="0" w:firstRowLastColumn="0" w:lastRowFirstColumn="0" w:lastRowLastColumn="0"/>
-        </w:trPr>
-        <w:tc>
-          <w:tcPr>
-            <w:cnfStyle w:val="001000000000" w:firstRow="0" w:lastRow="0" w:firstColumn="1" w:lastColumn="0" w:oddVBand="0" w:evenVBand="0" w:oddHBand="0" w:evenHBand="0" w:firstRowFirstColumn="0" w:firstRowLastColumn="0" w:lastRowFirstColumn="0" w:lastRowLastColumn="0"/>
-            <w:tcW w:w="2880" w:type="dxa"/>
-          </w:tcPr>
-          <w:p>
-            <w:pPr>
-              <w:rPr>
-                <w:rFonts w:ascii="宋体" w:eastAsia="宋体" w:hAnsi="宋体"/>
-              </w:rPr>
-            </w:pPr>
-            <w:r>
-              <w:rPr>
-                <w:rFonts w:ascii="宋体" w:eastAsia="宋体" w:hAnsi="宋体"/>
-              </w:rPr>
-              <w:t>拓展阅读</w:t>
-            </w:r>
-          </w:p>
-        </w:tc>
-        <w:tc>
-          <w:tcPr>
-            <w:tcW w:w="2880" w:type="dxa"/>
-          </w:tcPr>
-          <w:p>
-            <w:pPr>
-              <w:cnfStyle w:val="000000010000" w:firstRow="0" w:lastRow="0" w:firstColumn="0" w:lastColumn="0" w:oddVBand="0" w:evenVBand="0" w:oddHBand="0" w:evenHBand="1" w:firstRowFirstColumn="0" w:firstRowLastColumn="0" w:lastRowFirstColumn="0" w:lastRowLastColumn="0"/>
-              <w:rPr>
-                <w:rFonts w:ascii="宋体" w:eastAsia="宋体" w:hAnsi="宋体"/>
-              </w:rPr>
-            </w:pPr>
-            <w:r>
-              <w:rPr>
-                <w:rFonts w:ascii="宋体" w:eastAsia="宋体" w:hAnsi="宋体"/>
-              </w:rPr>
-              <w:t>ReadingAgent</w:t>
-            </w:r>
-          </w:p>
-        </w:tc>
-        <w:tc>
-          <w:tcPr>
-            <w:tcW w:w="2880" w:type="dxa"/>
-          </w:tcPr>
-          <w:p>
-            <w:pPr>
-              <w:cnfStyle w:val="000000010000" w:firstRow="0" w:lastRow="0" w:firstColumn="0" w:lastColumn="0" w:oddVBand="0" w:evenVBand="0" w:oddHBand="0" w:evenHBand="1" w:firstRowFirstColumn="0" w:firstRowLastColumn="0" w:lastRowFirstColumn="0" w:lastRowLastColumn="0"/>
-              <w:rPr>
-                <w:rFonts w:ascii="宋体" w:eastAsia="宋体" w:hAnsi="宋体"/>
-                <w:lang w:eastAsia="zh-CN"/>
-              </w:rPr>
-            </w:pPr>
-            <w:r>
-              <w:rPr>
-                <w:rFonts w:ascii="宋体" w:eastAsia="宋体" w:hAnsi="宋体"/>
-                <w:lang w:eastAsia="zh-CN"/>
-              </w:rPr>
-              <w:t>教材/论文/课程推荐，含难度评级</w:t>
-            </w:r>
-          </w:p>
-        </w:tc>
-      </w:tr>
-      <w:tr>
-        <w:trPr>
-          <w:cnfStyle w:val="000000100000" w:firstRow="0" w:lastRow="0" w:firstColumn="0" w:lastColumn="0" w:oddVBand="0" w:evenVBand="0" w:oddHBand="1" w:evenHBand="0" w:firstRowFirstColumn="0" w:firstRowLastColumn="0" w:lastRowFirstColumn="0" w:lastRowLastColumn="0"/>
-        </w:trPr>
-        <w:tc>
-          <w:tcPr>
-            <w:cnfStyle w:val="001000000000" w:firstRow="0" w:lastRow="0" w:firstColumn="1" w:lastColumn="0" w:oddVBand="0" w:evenVBand="0" w:oddHBand="0" w:evenHBand="0" w:firstRowFirstColumn="0" w:firstRowLastColumn="0" w:lastRowFirstColumn="0" w:lastRowLastColumn="0"/>
-            <w:tcW w:w="2880" w:type="dxa"/>
-          </w:tcPr>
-          <w:p>
-            <w:pPr>
-              <w:rPr>
-                <w:rFonts w:ascii="宋体" w:eastAsia="宋体" w:hAnsi="宋体"/>
-              </w:rPr>
-            </w:pPr>
-            <w:r>
-              <w:rPr>
-                <w:rFonts w:ascii="宋体" w:eastAsia="宋体" w:hAnsi="宋体"/>
-              </w:rPr>
-              <w:t>代码案例</w:t>
-            </w:r>
-          </w:p>
-        </w:tc>
-        <w:tc>
-          <w:tcPr>
-            <w:tcW w:w="2880" w:type="dxa"/>
-          </w:tcPr>
-          <w:p>
-            <w:pPr>
-              <w:cnfStyle w:val="000000100000" w:firstRow="0" w:lastRow="0" w:firstColumn="0" w:lastColumn="0" w:oddVBand="0" w:evenVBand="0" w:oddHBand="1" w:evenHBand="0" w:firstRowFirstColumn="0" w:firstRowLastColumn="0" w:lastRowFirstColumn="0" w:lastRowLastColumn="0"/>
-              <w:rPr>
-                <w:rFonts w:ascii="宋体" w:eastAsia="宋体" w:hAnsi="宋体"/>
-              </w:rPr>
-            </w:pPr>
-            <w:r>
-              <w:rPr>
-                <w:rFonts w:ascii="宋体" w:eastAsia="宋体" w:hAnsi="宋体"/>
-              </w:rPr>
-              <w:t>CodeAgent</w:t>
-            </w:r>
-          </w:p>
-        </w:tc>
-        <w:tc>
-          <w:tcPr>
-            <w:tcW w:w="2880" w:type="dxa"/>
-          </w:tcPr>
-          <w:p>
-            <w:pPr>
-              <w:cnfStyle w:val="000000100000" w:firstRow="0" w:lastRow="0" w:firstColumn="0" w:lastColumn="0" w:oddVBand="0" w:evenVBand="0" w:oddHBand="1" w:evenHBand="0" w:firstRowFirstColumn="0" w:firstRowLastColumn="0" w:lastRowFirstColumn="0" w:lastRowLastColumn="0"/>
-              <w:rPr>
-                <w:rFonts w:ascii="宋体" w:eastAsia="宋体" w:hAnsi="宋体"/>
-                <w:lang w:eastAsia="zh-CN"/>
-              </w:rPr>
-            </w:pPr>
-            <w:r>
-              <w:rPr>
-                <w:rFonts w:ascii="宋体" w:eastAsia="宋体" w:hAnsi="宋体"/>
-                <w:lang w:eastAsia="zh-CN"/>
-              </w:rPr>
-              <w:t>场景-完整代码-逐段讲解-</w:t>
-            </w:r>
-            <w:r>
-              <w:rPr>
-                <w:rFonts w:ascii="宋体" w:eastAsia="宋体" w:hAnsi="宋体"/>
-                <w:lang w:eastAsia="zh-CN"/>
-              </w:rPr>
-              <w:lastRenderedPageBreak/>
-              <w:t>运行结果-变式练习</w:t>
-            </w:r>
-          </w:p>
-        </w:tc>
-      </w:tr>
-      <w:tr>
-        <w:trPr>
-          <w:cnfStyle w:val="000000010000" w:firstRow="0" w:lastRow="0" w:firstColumn="0" w:lastColumn="0" w:oddVBand="0" w:evenVBand="0" w:oddHBand="0" w:evenHBand="1" w:firstRowFirstColumn="0" w:firstRowLastColumn="0" w:lastRowFirstColumn="0" w:lastRowLastColumn="0"/>
-        </w:trPr>
-        <w:tc>
-          <w:tcPr>
-            <w:cnfStyle w:val="001000000000" w:firstRow="0" w:lastRow="0" w:firstColumn="1" w:lastColumn="0" w:oddVBand="0" w:evenVBand="0" w:oddHBand="0" w:evenHBand="0" w:firstRowFirstColumn="0" w:firstRowLastColumn="0" w:lastRowFirstColumn="0" w:lastRowLastColumn="0"/>
-            <w:tcW w:w="2880" w:type="dxa"/>
-          </w:tcPr>
-          <w:p>
-            <w:pPr>
-              <w:rPr>
-                <w:rFonts w:ascii="宋体" w:eastAsia="宋体" w:hAnsi="宋体"/>
-              </w:rPr>
-            </w:pPr>
-            <w:r>
-              <w:rPr>
-                <w:rFonts w:ascii="宋体" w:eastAsia="宋体" w:hAnsi="宋体"/>
-              </w:rPr>
-              <w:lastRenderedPageBreak/>
-              <w:t>PPT课件</w:t>
-            </w:r>
-          </w:p>
-        </w:tc>
-        <w:tc>
-          <w:tcPr>
-            <w:tcW w:w="2880" w:type="dxa"/>
-          </w:tcPr>
-          <w:p>
-            <w:pPr>
-              <w:cnfStyle w:val="000000010000" w:firstRow="0" w:lastRow="0" w:firstColumn="0" w:lastColumn="0" w:oddVBand="0" w:evenVBand="0" w:oddHBand="0" w:evenHBand="1" w:firstRowFirstColumn="0" w:firstRowLastColumn="0" w:lastRowFirstColumn="0" w:lastRowLastColumn="0"/>
-              <w:rPr>
-                <w:rFonts w:ascii="宋体" w:eastAsia="宋体" w:hAnsi="宋体"/>
-              </w:rPr>
-            </w:pPr>
-            <w:r>
-              <w:rPr>
-                <w:rFonts w:ascii="宋体" w:eastAsia="宋体" w:hAnsi="宋体"/>
-              </w:rPr>
-              <w:t>PPTAgent</w:t>
-            </w:r>
-          </w:p>
-        </w:tc>
-        <w:tc>
-          <w:tcPr>
-            <w:tcW w:w="2880" w:type="dxa"/>
-          </w:tcPr>
-          <w:p>
-            <w:pPr>
-              <w:cnfStyle w:val="000000010000" w:firstRow="0" w:lastRow="0" w:firstColumn="0" w:lastColumn="0" w:oddVBand="0" w:evenVBand="0" w:oddHBand="0" w:evenHBand="1" w:firstRowFirstColumn="0" w:firstRowLastColumn="0" w:lastRowFirstColumn="0" w:lastRowLastColumn="0"/>
-              <w:rPr>
-                <w:rFonts w:ascii="宋体" w:eastAsia="宋体" w:hAnsi="宋体"/>
-                <w:lang w:eastAsia="zh-CN"/>
-              </w:rPr>
-            </w:pPr>
-            <w:r>
-              <w:rPr>
-                <w:rFonts w:ascii="宋体" w:eastAsia="宋体" w:hAnsi="宋体"/>
-                <w:lang w:eastAsia="zh-CN"/>
-              </w:rPr>
-              <w:t>JSON转pptx，深色主题，含语法高亮代码图片</w:t>
-            </w:r>
-          </w:p>
-        </w:tc>
-      </w:tr>
-      <w:tr>
-        <w:trPr>
-          <w:cnfStyle w:val="000000100000" w:firstRow="0" w:lastRow="0" w:firstColumn="0" w:lastColumn="0" w:oddVBand="0" w:evenVBand="0" w:oddHBand="1" w:evenHBand="0" w:firstRowFirstColumn="0" w:firstRowLastColumn="0" w:lastRowFirstColumn="0" w:lastRowLastColumn="0"/>
-        </w:trPr>
-        <w:tc>
-          <w:tcPr>
-            <w:cnfStyle w:val="001000000000" w:firstRow="0" w:lastRow="0" w:firstColumn="1" w:lastColumn="0" w:oddVBand="0" w:evenVBand="0" w:oddHBand="0" w:evenHBand="0" w:firstRowFirstColumn="0" w:firstRowLastColumn="0" w:lastRowFirstColumn="0" w:lastRowLastColumn="0"/>
-            <w:tcW w:w="2880" w:type="dxa"/>
-          </w:tcPr>
-          <w:p>
-            <w:pPr>
-              <w:rPr>
-                <w:rFonts w:ascii="宋体" w:eastAsia="宋体" w:hAnsi="宋体"/>
-              </w:rPr>
-            </w:pPr>
-            <w:r>
-              <w:rPr>
-                <w:rFonts w:ascii="宋体" w:eastAsia="宋体" w:hAnsi="宋体"/>
-              </w:rPr>
-              <w:t>学习路径</w:t>
-            </w:r>
-          </w:p>
-        </w:tc>
-        <w:tc>
-          <w:tcPr>
-            <w:tcW w:w="2880" w:type="dxa"/>
-          </w:tcPr>
-          <w:p>
-            <w:pPr>
-              <w:cnfStyle w:val="000000100000" w:firstRow="0" w:lastRow="0" w:firstColumn="0" w:lastColumn="0" w:oddVBand="0" w:evenVBand="0" w:oddHBand="1" w:evenHBand="0" w:firstRowFirstColumn="0" w:firstRowLastColumn="0" w:lastRowFirstColumn="0" w:lastRowLastColumn="0"/>
-              <w:rPr>
-                <w:rFonts w:ascii="宋体" w:eastAsia="宋体" w:hAnsi="宋体"/>
-              </w:rPr>
-            </w:pPr>
-            <w:r>
-              <w:rPr>
-                <w:rFonts w:ascii="宋体" w:eastAsia="宋体" w:hAnsi="宋体"/>
-              </w:rPr>
-              <w:t>PathAgent</w:t>
-            </w:r>
-          </w:p>
-        </w:tc>
-        <w:tc>
-          <w:tcPr>
-            <w:tcW w:w="2880" w:type="dxa"/>
-          </w:tcPr>
-          <w:p>
-            <w:pPr>
-              <w:cnfStyle w:val="000000100000" w:firstRow="0" w:lastRow="0" w:firstColumn="0" w:lastColumn="0" w:oddVBand="0" w:evenVBand="0" w:oddHBand="1" w:evenHBand="0" w:firstRowFirstColumn="0" w:firstRowLastColumn="0" w:lastRowFirstColumn="0" w:lastRowLastColumn="0"/>
-              <w:rPr>
-                <w:rFonts w:ascii="宋体" w:eastAsia="宋体" w:hAnsi="宋体"/>
-                <w:lang w:eastAsia="zh-CN"/>
-              </w:rPr>
-            </w:pPr>
-            <w:r>
-              <w:rPr>
-                <w:rFonts w:ascii="宋体" w:eastAsia="宋体" w:hAnsi="宋体"/>
-                <w:lang w:eastAsia="zh-CN"/>
-              </w:rPr>
-              <w:t>课程结构、节点顺序、预估时长、前置依赖</w:t>
-            </w:r>
-          </w:p>
-        </w:tc>
-      </w:tr>
-    </w:tbl>
-    <w:p>
-      <w:pPr>
-        <w:rPr>
-          <w:rFonts w:ascii="宋体" w:eastAsia="宋体" w:hAnsi="宋体" w:hint="eastAsia"/>
-          <w:lang w:eastAsia="zh-CN"/>
-        </w:rPr>
-      </w:pPr>
-    </w:p>
-    <w:p>
-      <w:pPr>
-        <w:pStyle w:val="21"/>
-        <w:rPr>
-          <w:rFonts w:ascii="宋体" w:eastAsia="宋体" w:hAnsi="宋体"/>
-          <w:lang w:eastAsia="zh-CN"/>
-        </w:rPr>
-      </w:pPr>
-      <w:r>
-        <w:rPr>
-          <w:rFonts w:ascii="宋体" w:eastAsia="宋体" w:hAnsi="宋体"/>
-          <w:color w:val="1A1A2E"/>
-          <w:lang w:eastAsia="zh-CN"/>
-        </w:rPr>
-        <w:t>FR3：智能学习路径规划</w:t>
-      </w:r>
-    </w:p>
-    <w:p>
-      <w:pPr>
-        <w:rPr>
-          <w:rFonts w:ascii="宋体" w:eastAsia="宋体" w:hAnsi="宋体" w:hint="eastAsia"/>
-          <w:lang w:eastAsia="zh-CN"/>
-        </w:rPr>
-      </w:pPr>
-      <w:r>
-        <w:rPr>
-          <w:rFonts w:ascii="宋体" w:eastAsia="宋体" w:hAnsi="宋体"/>
-          <w:lang w:eastAsia="zh-CN"/>
-        </w:rPr>
-        <w:t>基于知识图谱和前置依赖关系生成节点化学习路径。支持多门课程分别规划。路径节点支持完成状态标记和持久化。</w:t>
-      </w:r>
-    </w:p>
-    <w:p>
-      <w:pPr>
-        <w:pStyle w:val="21"/>
-        <w:rPr>
-          <w:rFonts w:ascii="宋体" w:eastAsia="宋体" w:hAnsi="宋体"/>
-          <w:lang w:eastAsia="zh-CN"/>
-        </w:rPr>
-      </w:pPr>
-      <w:r>
-        <w:rPr>
-          <w:rFonts w:ascii="宋体" w:eastAsia="宋体" w:hAnsi="宋体"/>
-          <w:color w:val="1A1A2E"/>
-          <w:lang w:eastAsia="zh-CN"/>
-        </w:rPr>
-        <w:t>FR4：智能辅导</w:t>
-      </w:r>
-    </w:p>
-    <w:p>
-      <w:pPr>
-        <w:rPr>
-          <w:rFonts w:ascii="宋体" w:eastAsia="宋体" w:hAnsi="宋体"/>
-          <w:lang w:eastAsia="zh-CN"/>
-        </w:rPr>
-      </w:pPr>
-      <w:r>
-        <w:rPr>
-          <w:rFonts w:ascii="宋体" w:eastAsia="宋体" w:hAnsi="宋体"/>
-          <w:lang w:eastAsia="zh-CN"/>
-        </w:rPr>
-        <w:t>TutorAgent提供7步辅导流程：确认理解-总结-类比-讲解-图示-代码-检验。支持自然语言提问，根据学生画像调整解释深度。</w:t>
-      </w:r>
-    </w:p>
-    <w:p>
-      <w:pPr>
-        <w:pStyle w:val="21"/>
-        <w:rPr>
-          <w:rFonts w:ascii="宋体" w:eastAsia="宋体" w:hAnsi="宋体"/>
-          <w:lang w:eastAsia="zh-CN"/>
-        </w:rPr>
-      </w:pPr>
-      <w:r>
-        <w:rPr>
-          <w:rFonts w:ascii="宋体" w:eastAsia="宋体" w:hAnsi="宋体"/>
-          <w:color w:val="1A1A2E"/>
-          <w:lang w:eastAsia="zh-CN"/>
-        </w:rPr>
-        <w:t>FR5：学习效果评估</w:t>
-      </w:r>
-    </w:p>
-    <w:p>
-      <w:pPr>
-        <w:rPr>
-          <w:rFonts w:ascii="宋体" w:eastAsia="宋体" w:hAnsi="宋体" w:hint="eastAsia"/>
-          <w:lang w:eastAsia="zh-CN"/>
-        </w:rPr>
-      </w:pPr>
-      <w:r>
-        <w:rPr>
-          <w:rFonts w:ascii="宋体" w:eastAsia="宋体" w:hAnsi="宋体"/>
-          <w:lang w:eastAsia="zh-CN"/>
-        </w:rPr>
-        <w:t>EvalAgent从5个维度评分：知识掌握、实践应用、学习投入、进步趋势、风险预警。提供具体改进建议和优先级排序。</w:t>
-      </w:r>
-    </w:p>
-    <w:p>
-      <w:pPr>
-        <w:pStyle w:val="21"/>
-        <w:rPr>
-          <w:rFonts w:ascii="宋体" w:eastAsia="宋体" w:hAnsi="宋体"/>
-          <w:lang w:eastAsia="zh-CN"/>
-        </w:rPr>
-      </w:pPr>
-      <w:r>
-        <w:rPr>
-          <w:rFonts w:ascii="宋体" w:eastAsia="宋体" w:hAnsi="宋体"/>
-          <w:color w:val="1A1A2E"/>
-          <w:lang w:eastAsia="zh-CN"/>
-        </w:rPr>
-        <w:t>FR6：内容安全</w:t>
-      </w:r>
-    </w:p>
-    <w:p>
-      <w:pPr>
-        <w:rPr>
-          <w:rFonts w:ascii="宋体" w:eastAsia="宋体" w:hAnsi="宋体"/>
-          <w:lang w:eastAsia="zh-CN"/>
-        </w:rPr>
-      </w:pPr>
-      <w:r>
-        <w:rPr>
-          <w:rFonts w:ascii="宋体" w:eastAsia="宋体" w:hAnsi="宋体"/>
-          <w:lang w:eastAsia="zh-CN"/>
-        </w:rPr>
-        <w:t>输入/输出双向过滤。6类敏感词库（~100词/类）。输入子串匹配+词长过滤，输出词边界匹配+多类命中才拦截。</w:t>
-      </w:r>
-    </w:p>
-    <w:p>
-      <w:pPr>
-        <w:pStyle w:val="21"/>
-        <w:rPr>
-          <w:rFonts w:ascii="宋体" w:eastAsia="宋体" w:hAnsi="宋体"/>
-          <w:lang w:eastAsia="zh-CN"/>
-        </w:rPr>
-      </w:pPr>
-      <w:r>
-        <w:rPr>
-          <w:rFonts w:ascii="宋体" w:eastAsia="宋体" w:hAnsi="宋体"/>
-          <w:color w:val="1A1A2E"/>
-          <w:lang w:eastAsia="zh-CN"/>
-        </w:rPr>
-        <w:t>FR7：RAG知识增强</w:t>
-      </w:r>
-    </w:p>
-    <w:p>
-      <w:pPr>
-        <w:rPr>
-          <w:rFonts w:ascii="宋体" w:eastAsia="宋体" w:hAnsi="宋体"/>
-          <w:lang w:eastAsia="zh-CN"/>
-        </w:rPr>
-      </w:pPr>
-      <w:r>
-        <w:rPr>
-          <w:rFonts w:ascii="宋体" w:eastAsia="宋体" w:hAnsi="宋体"/>
-          <w:lang w:eastAsia="zh-CN"/>
-        </w:rPr>
-        <w:t>支持上传课程Markdown文档构建ChromaDB知识库。资源生成时检索相关内容辅助LLM，防幻觉。</w:t>
-      </w:r>
-    </w:p>
-    <w:p>
-      <w:pPr>
-        <w:pStyle w:val="1"/>
-        <w:rPr>
-          <w:rFonts w:ascii="宋体" w:eastAsia="宋体" w:hAnsi="宋体"/>
-        </w:rPr>
-      </w:pPr>
-      <w:r>
-        <w:rPr>
-          <w:rFonts w:ascii="宋体" w:eastAsia="宋体" w:hAnsi="宋体"/>
-          <w:color w:val="1A1A2E"/>
-        </w:rPr>
-        <w:t>四、非功能性需求</w:t>
-      </w:r>
-    </w:p>
-    <w:tbl>
-      <w:tblPr>
-        <w:tblStyle w:val="-11"/>
-        <w:tblW w:w="0" w:type="auto"/>
-        <w:tblLook w:val="04A0" w:firstRow="1" w:lastRow="0" w:firstColumn="1" w:lastColumn="0" w:noHBand="0" w:noVBand="1"/>
-      </w:tblPr>
-      <w:tblGrid>
-        <w:gridCol w:w="4320"/>
-        <w:gridCol w:w="4320"/>
-      </w:tblGrid>
-      <w:tr>
-        <w:trPr>
-          <w:cnfStyle w:val="100000000000" w:firstRow="1" w:lastRow="0" w:firstColumn="0" w:lastColumn="0" w:oddVBand="0" w:evenVBand="0" w:oddHBand="0" w:evenHBand="0" w:firstRowFirstColumn="0" w:firstRowLastColumn="0" w:lastRowFirstColumn="0" w:lastRowLastColumn="0"/>
-        </w:trPr>
-        <w:tc>
-          <w:tcPr>
-            <w:cnfStyle w:val="001000000000" w:firstRow="0" w:lastRow="0" w:firstColumn="1" w:lastColumn="0" w:oddVBand="0" w:evenVBand="0" w:oddHBand="0" w:evenHBand="0" w:firstRowFirstColumn="0" w:firstRowLastColumn="0" w:lastRowFirstColumn="0" w:lastRowLastColumn="0"/>
             <w:tcW w:w="4320" w:type="dxa"/>
           </w:tcPr>
           <w:p>
             <w:pPr>
               <w:rPr>
-                <w:rFonts w:ascii="宋体" w:eastAsia="宋体" w:hAnsi="宋体"/>
+                <w:rFonts w:ascii="黑体" w:eastAsia="黑体" w:hAnsi="黑体" w:hint="eastAsia"/>
+                <w:sz w:val="24"/>
+                <w:szCs w:val="24"/>
               </w:rPr>
             </w:pPr>
             <w:r>
               <w:rPr>
-                <w:rFonts w:ascii="宋体" w:eastAsia="宋体" w:hAnsi="宋体"/>
+                <w:rFonts w:ascii="黑体" w:eastAsia="黑体" w:hAnsi="黑体"/>
+                <w:sz w:val="21"/>
+                <w:szCs w:val="24"/>
               </w:rPr>
-              <w:t>需求</w:t>
+              <w:t>开发语言</w:t>
             </w:r>
           </w:p>
         </w:tc>
@@ -1031,40 +1611,46 @@
           </w:tcPr>
           <w:p>
             <w:pPr>
-              <w:cnfStyle w:val="100000000000" w:firstRow="1" w:lastRow="0" w:firstColumn="0" w:lastColumn="0" w:oddVBand="0" w:evenVBand="0" w:oddHBand="0" w:evenHBand="0" w:firstRowFirstColumn="0" w:firstRowLastColumn="0" w:lastRowFirstColumn="0" w:lastRowLastColumn="0"/>
               <w:rPr>
-                <w:rFonts w:ascii="宋体" w:eastAsia="宋体" w:hAnsi="宋体"/>
+                <w:rFonts w:ascii="黑体" w:eastAsia="黑体" w:hAnsi="黑体" w:hint="eastAsia"/>
+                <w:sz w:val="24"/>
+                <w:szCs w:val="24"/>
               </w:rPr>
             </w:pPr>
             <w:r>
               <w:rPr>
-                <w:rFonts w:ascii="宋体" w:eastAsia="宋体" w:hAnsi="宋体"/>
+                <w:rFonts w:ascii="黑体" w:eastAsia="黑体" w:hAnsi="黑体"/>
+                <w:sz w:val="21"/>
+                <w:szCs w:val="24"/>
               </w:rPr>
-              <w:t>指标</w:t>
+              <w:t>Python 3.13 + JavaScript (Vue 3)</w:t>
             </w:r>
           </w:p>
         </w:tc>
       </w:tr>
       <w:tr>
         <w:trPr>
-          <w:cnfStyle w:val="000000100000" w:firstRow="0" w:lastRow="0" w:firstColumn="0" w:lastColumn="0" w:oddVBand="0" w:evenVBand="0" w:oddHBand="1" w:evenHBand="0" w:firstRowFirstColumn="0" w:firstRowLastColumn="0" w:lastRowFirstColumn="0" w:lastRowLastColumn="0"/>
+          <w:jc w:val="center"/>
         </w:trPr>
         <w:tc>
           <w:tcPr>
-            <w:cnfStyle w:val="001000000000" w:firstRow="0" w:lastRow="0" w:firstColumn="1" w:lastColumn="0" w:oddVBand="0" w:evenVBand="0" w:oddHBand="0" w:evenHBand="0" w:firstRowFirstColumn="0" w:firstRowLastColumn="0" w:lastRowFirstColumn="0" w:lastRowLastColumn="0"/>
             <w:tcW w:w="4320" w:type="dxa"/>
           </w:tcPr>
           <w:p>
             <w:pPr>
               <w:rPr>
-                <w:rFonts w:ascii="宋体" w:eastAsia="宋体" w:hAnsi="宋体"/>
+                <w:rFonts w:ascii="黑体" w:eastAsia="黑体" w:hAnsi="黑体" w:hint="eastAsia"/>
+                <w:sz w:val="24"/>
+                <w:szCs w:val="24"/>
               </w:rPr>
             </w:pPr>
             <w:r>
               <w:rPr>
-                <w:rFonts w:ascii="宋体" w:eastAsia="宋体" w:hAnsi="宋体"/>
+                <w:rFonts w:ascii="黑体" w:eastAsia="黑体" w:hAnsi="黑体"/>
+                <w:sz w:val="21"/>
+                <w:szCs w:val="24"/>
               </w:rPr>
-              <w:t>性能</w:t>
+              <w:t>后端框架</w:t>
             </w:r>
           </w:p>
         </w:tc>
@@ -1074,40 +1660,46 @@
           </w:tcPr>
           <w:p>
             <w:pPr>
-              <w:cnfStyle w:val="000000100000" w:firstRow="0" w:lastRow="0" w:firstColumn="0" w:lastColumn="0" w:oddVBand="0" w:evenVBand="0" w:oddHBand="1" w:evenHBand="0" w:firstRowFirstColumn="0" w:firstRowLastColumn="0" w:lastRowFirstColumn="0" w:lastRowLastColumn="0"/>
               <w:rPr>
-                <w:rFonts w:ascii="宋体" w:eastAsia="宋体" w:hAnsi="宋体"/>
+                <w:rFonts w:ascii="黑体" w:eastAsia="黑体" w:hAnsi="黑体" w:hint="eastAsia"/>
+                <w:sz w:val="24"/>
+                <w:szCs w:val="24"/>
               </w:rPr>
             </w:pPr>
             <w:r>
               <w:rPr>
-                <w:rFonts w:ascii="宋体" w:eastAsia="宋体" w:hAnsi="宋体"/>
+                <w:rFonts w:ascii="黑体" w:eastAsia="黑体" w:hAnsi="黑体"/>
+                <w:sz w:val="21"/>
+                <w:szCs w:val="24"/>
               </w:rPr>
-              <w:t>流式SSE响应，首token延迟 &lt; 3s</w:t>
+              <w:t>FastAPI + SQLite + ChromaDB</w:t>
             </w:r>
           </w:p>
         </w:tc>
       </w:tr>
       <w:tr>
         <w:trPr>
-          <w:cnfStyle w:val="000000010000" w:firstRow="0" w:lastRow="0" w:firstColumn="0" w:lastColumn="0" w:oddVBand="0" w:evenVBand="0" w:oddHBand="0" w:evenHBand="1" w:firstRowFirstColumn="0" w:firstRowLastColumn="0" w:lastRowFirstColumn="0" w:lastRowLastColumn="0"/>
+          <w:jc w:val="center"/>
         </w:trPr>
         <w:tc>
           <w:tcPr>
-            <w:cnfStyle w:val="001000000000" w:firstRow="0" w:lastRow="0" w:firstColumn="1" w:lastColumn="0" w:oddVBand="0" w:evenVBand="0" w:oddHBand="0" w:evenHBand="0" w:firstRowFirstColumn="0" w:firstRowLastColumn="0" w:lastRowFirstColumn="0" w:lastRowLastColumn="0"/>
             <w:tcW w:w="4320" w:type="dxa"/>
           </w:tcPr>
           <w:p>
             <w:pPr>
               <w:rPr>
-                <w:rFonts w:ascii="宋体" w:eastAsia="宋体" w:hAnsi="宋体"/>
+                <w:rFonts w:ascii="黑体" w:eastAsia="黑体" w:hAnsi="黑体" w:hint="eastAsia"/>
+                <w:sz w:val="24"/>
+                <w:szCs w:val="24"/>
               </w:rPr>
             </w:pPr>
             <w:r>
               <w:rPr>
-                <w:rFonts w:ascii="宋体" w:eastAsia="宋体" w:hAnsi="宋体"/>
+                <w:rFonts w:ascii="黑体" w:eastAsia="黑体" w:hAnsi="黑体"/>
+                <w:sz w:val="21"/>
+                <w:szCs w:val="24"/>
               </w:rPr>
-              <w:t>安全性</w:t>
+              <w:t>前端框架</w:t>
             </w:r>
           </w:p>
         </w:tc>
@@ -1117,42 +1709,46 @@
           </w:tcPr>
           <w:p>
             <w:pPr>
-              <w:cnfStyle w:val="000000010000" w:firstRow="0" w:lastRow="0" w:firstColumn="0" w:lastColumn="0" w:oddVBand="0" w:evenVBand="0" w:oddHBand="0" w:evenHBand="1" w:firstRowFirstColumn="0" w:firstRowLastColumn="0" w:lastRowFirstColumn="0" w:lastRowLastColumn="0"/>
               <w:rPr>
-                <w:rFonts w:ascii="宋体" w:eastAsia="宋体" w:hAnsi="宋体"/>
-                <w:lang w:eastAsia="zh-CN"/>
+                <w:rFonts w:ascii="黑体" w:eastAsia="黑体" w:hAnsi="黑体" w:hint="eastAsia"/>
+                <w:sz w:val="24"/>
+                <w:szCs w:val="24"/>
               </w:rPr>
             </w:pPr>
             <w:r>
               <w:rPr>
-                <w:rFonts w:ascii="宋体" w:eastAsia="宋体" w:hAnsi="宋体"/>
-                <w:lang w:eastAsia="zh-CN"/>
+                <w:rFonts w:ascii="黑体" w:eastAsia="黑体" w:hAnsi="黑体"/>
+                <w:sz w:val="21"/>
+                <w:szCs w:val="24"/>
               </w:rPr>
-              <w:t>输入/输出内容过滤，Token认证</w:t>
+              <w:t>Vue 3 + Vue Router + marked.js + KaTeX + Mermaid</w:t>
             </w:r>
           </w:p>
         </w:tc>
       </w:tr>
       <w:tr>
         <w:trPr>
-          <w:cnfStyle w:val="000000100000" w:firstRow="0" w:lastRow="0" w:firstColumn="0" w:lastColumn="0" w:oddVBand="0" w:evenVBand="0" w:oddHBand="1" w:evenHBand="0" w:firstRowFirstColumn="0" w:firstRowLastColumn="0" w:lastRowFirstColumn="0" w:lastRowLastColumn="0"/>
+          <w:jc w:val="center"/>
         </w:trPr>
         <w:tc>
           <w:tcPr>
-            <w:cnfStyle w:val="001000000000" w:firstRow="0" w:lastRow="0" w:firstColumn="1" w:lastColumn="0" w:oddVBand="0" w:evenVBand="0" w:oddHBand="0" w:evenHBand="0" w:firstRowFirstColumn="0" w:firstRowLastColumn="0" w:lastRowFirstColumn="0" w:lastRowLastColumn="0"/>
             <w:tcW w:w="4320" w:type="dxa"/>
           </w:tcPr>
           <w:p>
             <w:pPr>
               <w:rPr>
-                <w:rFonts w:ascii="宋体" w:eastAsia="宋体" w:hAnsi="宋体"/>
+                <w:rFonts w:ascii="黑体" w:eastAsia="黑体" w:hAnsi="黑体" w:hint="eastAsia"/>
+                <w:sz w:val="24"/>
+                <w:szCs w:val="24"/>
               </w:rPr>
             </w:pPr>
             <w:r>
               <w:rPr>
-                <w:rFonts w:ascii="宋体" w:eastAsia="宋体" w:hAnsi="宋体"/>
+                <w:rFonts w:ascii="黑体" w:eastAsia="黑体" w:hAnsi="黑体"/>
+                <w:sz w:val="21"/>
+                <w:szCs w:val="24"/>
               </w:rPr>
-              <w:t>可扩展</w:t>
+              <w:t>AI辅助工具</w:t>
             </w:r>
           </w:p>
         </w:tc>
@@ -1162,59 +1758,19 @@
           </w:tcPr>
           <w:p>
             <w:pPr>
-              <w:cnfStyle w:val="000000100000" w:firstRow="0" w:lastRow="0" w:firstColumn="0" w:lastColumn="0" w:oddVBand="0" w:evenVBand="0" w:oddHBand="1" w:evenHBand="0" w:firstRowFirstColumn="0" w:firstRowLastColumn="0" w:lastRowFirstColumn="0" w:lastRowLastColumn="0"/>
               <w:rPr>
-                <w:rFonts w:ascii="宋体" w:eastAsia="宋体" w:hAnsi="宋体"/>
+                <w:rFonts w:ascii="黑体" w:eastAsia="黑体" w:hAnsi="黑体" w:hint="eastAsia"/>
+                <w:sz w:val="24"/>
+                <w:szCs w:val="24"/>
               </w:rPr>
             </w:pPr>
             <w:r>
               <w:rPr>
-                <w:rFonts w:ascii="宋体" w:eastAsia="宋体" w:hAnsi="宋体"/>
+                <w:rFonts w:ascii="黑体" w:eastAsia="黑体" w:hAnsi="黑体"/>
+                <w:sz w:val="21"/>
+                <w:szCs w:val="24"/>
               </w:rPr>
-              <w:t>Agent插件化注册，新增资源类型只需加Agent类</w:t>
-            </w:r>
-          </w:p>
-        </w:tc>
-      </w:tr>
-      <w:tr>
-        <w:trPr>
-          <w:cnfStyle w:val="000000010000" w:firstRow="0" w:lastRow="0" w:firstColumn="0" w:lastColumn="0" w:oddVBand="0" w:evenVBand="0" w:oddHBand="0" w:evenHBand="1" w:firstRowFirstColumn="0" w:firstRowLastColumn="0" w:lastRowFirstColumn="0" w:lastRowLastColumn="0"/>
-        </w:trPr>
-        <w:tc>
-          <w:tcPr>
-            <w:cnfStyle w:val="001000000000" w:firstRow="0" w:lastRow="0" w:firstColumn="1" w:lastColumn="0" w:oddVBand="0" w:evenVBand="0" w:oddHBand="0" w:evenHBand="0" w:firstRowFirstColumn="0" w:firstRowLastColumn="0" w:lastRowFirstColumn="0" w:lastRowLastColumn="0"/>
-            <w:tcW w:w="4320" w:type="dxa"/>
-          </w:tcPr>
-          <w:p>
-            <w:pPr>
-              <w:rPr>
-                <w:rFonts w:ascii="宋体" w:eastAsia="宋体" w:hAnsi="宋体"/>
-              </w:rPr>
-            </w:pPr>
-            <w:r>
-              <w:rPr>
-                <w:rFonts w:ascii="宋体" w:eastAsia="宋体" w:hAnsi="宋体"/>
-              </w:rPr>
-              <w:t>兼容性</w:t>
-            </w:r>
-          </w:p>
-        </w:tc>
-        <w:tc>
-          <w:tcPr>
-            <w:tcW w:w="4320" w:type="dxa"/>
-          </w:tcPr>
-          <w:p>
-            <w:pPr>
-              <w:cnfStyle w:val="000000010000" w:firstRow="0" w:lastRow="0" w:firstColumn="0" w:lastColumn="0" w:oddVBand="0" w:evenVBand="0" w:oddHBand="0" w:evenHBand="1" w:firstRowFirstColumn="0" w:firstRowLastColumn="0" w:lastRowFirstColumn="0" w:lastRowLastColumn="0"/>
-              <w:rPr>
-                <w:rFonts w:ascii="宋体" w:eastAsia="宋体" w:hAnsi="宋体"/>
-              </w:rPr>
-            </w:pPr>
-            <w:r>
-              <w:rPr>
-                <w:rFonts w:ascii="宋体" w:eastAsia="宋体" w:hAnsi="宋体"/>
-              </w:rPr>
-              <w:t>支持Chrome/Edge主流浏览器</w:t>
+              <w:t>Claude Code 辅助开发</w:t>
             </w:r>
           </w:p>
         </w:tc>
@@ -1227,61 +1783,6 @@
         </w:rPr>
       </w:pPr>
     </w:p>
-    <w:p>
-      <w:pPr>
-        <w:pStyle w:val="1"/>
-        <w:rPr>
-          <w:rFonts w:ascii="宋体" w:eastAsia="宋体" w:hAnsi="宋体"/>
-        </w:rPr>
-      </w:pPr>
-      <w:r>
-        <w:rPr>
-          <w:rFonts w:ascii="宋体" w:eastAsia="宋体" w:hAnsi="宋体"/>
-          <w:color w:val="1A1A2E"/>
-        </w:rPr>
-        <w:t>五、技术约束</w:t>
-      </w:r>
-    </w:p>
-    <w:p>
-      <w:pPr>
-        <w:rPr>
-          <w:rFonts w:ascii="宋体" w:eastAsia="宋体" w:hAnsi="宋体"/>
-        </w:rPr>
-      </w:pPr>
-      <w:r>
-        <w:rPr>
-          <w:rFonts w:ascii="宋体" w:eastAsia="宋体" w:hAnsi="宋体"/>
-        </w:rPr>
-        <w:t>大模型API：科大讯飞星火大模型（Spark API / v1/chat/completions）</w:t>
-      </w:r>
-    </w:p>
-    <w:p>
-      <w:pPr>
-        <w:rPr>
-          <w:rFonts w:ascii="宋体" w:eastAsia="宋体" w:hAnsi="宋体"/>
-        </w:rPr>
-      </w:pPr>
-      <w:r>
-        <w:rPr>
-          <w:rFonts w:ascii="宋体" w:eastAsia="宋体" w:hAnsi="宋体"/>
-        </w:rPr>
-        <w:t>开发语言：Python 3.13 + Vue 3</w:t>
-      </w:r>
-    </w:p>
-    <w:p>
-      <w:pPr>
-        <w:rPr>
-          <w:rFonts w:ascii="宋体" w:eastAsia="宋体" w:hAnsi="宋体"/>
-        </w:rPr>
-      </w:pPr>
-      <w:r>
-        <w:rPr>
-          <w:rFonts w:ascii="宋体" w:eastAsia="宋体" w:hAnsi="宋体"/>
-        </w:rPr>
-        <w:lastRenderedPageBreak/>
-        <w:t>后端框架：FastAPI + SQLite + ChromaDB</w:t>
-      </w:r>
-    </w:p>
     <w:sectPr>
       <w:pgSz w:w="12240" w:h="15840"/>
       <w:pgMar w:top="1440" w:right="1800" w:bottom="1440" w:left="1800" w:header="720" w:footer="720" w:gutter="0"/>
@@ -1290,56 +1791,6 @@
     </w:sectPr>
   </w:body>
 </w:document>
-</file>
-
-<file path=word/endnotes.xml><?xml version="1.0" encoding="utf-8"?>
-<w:endnotes xmlns:wpc="http://schemas.microsoft.com/office/word/2010/wordprocessingCanvas" xmlns:cx="http://schemas.microsoft.com/office/drawing/2014/chartex" xmlns:cx1="http://schemas.microsoft.com/office/drawing/2015/9/8/chartex" xmlns:cx2="http://schemas.microsoft.com/office/drawing/2015/10/21/chartex" xmlns:cx3="http://schemas.microsoft.com/office/drawing/2016/5/9/chartex" xmlns:cx4="http://schemas.microsoft.com/office/drawing/2016/5/10/chartex" xmlns:cx5="http://schemas.microsoft.com/office/drawing/2016/5/11/chartex" xmlns:cx6="http://schemas.microsoft.com/office/drawing/2016/5/12/chartex" xmlns:cx7="http://schemas.microsoft.com/office/drawing/2016/5/13/chartex" xmlns:cx8="http://schemas.microsoft.com/office/drawing/2016/5/14/chartex" xmlns:mc="http://schemas.openxmlformats.org/markup-compatibility/2006" xmlns:aink="http://schemas.microsoft.com/office/drawing/2016/ink" xmlns:am3d="http://schemas.microsoft.com/office/drawing/2017/model3d" xmlns:o="urn:schemas-microsoft-com:office:office" xmlns:oel="http://schemas.microsoft.com/office/2019/extlst" xmlns:r="http://schemas.openxmlformats.org/officeDocument/2006/relationships" xmlns:m="http://schemas.openxmlformats.org/officeDocument/2006/math" xmlns:v="urn:schemas-microsoft-com:vml" xmlns:wp14="http://schemas.microsoft.com/office/word/2010/wordprocessingDrawing" xmlns:wp="http://schemas.openxmlformats.org/drawingml/2006/wordprocessingDrawing" xmlns:w10="urn:schemas-microsoft-com:office:word" xmlns:w="http://schemas.openxmlformats.org/wordprocessingml/2006/main" xmlns:w14="http://schemas.microsoft.com/office/word/2010/wordml" xmlns:w15="http://schemas.microsoft.com/office/word/2012/wordml" xmlns:w16cex="http://schemas.microsoft.com/office/word/2018/wordml/cex" xmlns:w16cid="http://schemas.microsoft.com/office/word/2016/wordml/cid" xmlns:w16="http://schemas.microsoft.com/office/word/2018/wordml" xmlns:w16du="http://schemas.microsoft.com/office/word/2023/wordml/word16du" xmlns:w16sdtdh="http://schemas.microsoft.com/office/word/2020/wordml/sdtdatahash" xmlns:w16se="http://schemas.microsoft.com/office/word/2015/wordml/symex" xmlns:wpg="http://schemas.microsoft.com/office/word/2010/wordprocessingGroup" xmlns:wpi="http://schemas.microsoft.com/office/word/2010/wordprocessingInk" xmlns:wne="http://schemas.microsoft.com/office/word/2006/wordml" xmlns:wps="http://schemas.microsoft.com/office/word/2010/wordprocessingShape" mc:Ignorable="w14 w15 w16se w16cid w16 w16cex w16sdtdh w16du wp14">
-  <w:endnote w:type="separator" w:id="-1">
-    <w:p>
-      <w:pPr>
-        <w:spacing w:after="0" w:line="240" w:lineRule="auto"/>
-      </w:pPr>
-      <w:r>
-        <w:separator/>
-      </w:r>
-    </w:p>
-  </w:endnote>
-  <w:endnote w:type="continuationSeparator" w:id="0">
-    <w:p>
-      <w:pPr>
-        <w:spacing w:after="0" w:line="240" w:lineRule="auto"/>
-      </w:pPr>
-      <w:r>
-        <w:continuationSeparator/>
-      </w:r>
-    </w:p>
-  </w:endnote>
-</w:endnotes>
-</file>
-
-<file path=word/footnotes.xml><?xml version="1.0" encoding="utf-8"?>
-<w:footnotes xmlns:wpc="http://schemas.microsoft.com/office/word/2010/wordprocessingCanvas" xmlns:cx="http://schemas.microsoft.com/office/drawing/2014/chartex" xmlns:cx1="http://schemas.microsoft.com/office/drawing/2015/9/8/chartex" xmlns:cx2="http://schemas.microsoft.com/office/drawing/2015/10/21/chartex" xmlns:cx3="http://schemas.microsoft.com/office/drawing/2016/5/9/chartex" xmlns:cx4="http://schemas.microsoft.com/office/drawing/2016/5/10/chartex" xmlns:cx5="http://schemas.microsoft.com/office/drawing/2016/5/11/chartex" xmlns:cx6="http://schemas.microsoft.com/office/drawing/2016/5/12/chartex" xmlns:cx7="http://schemas.microsoft.com/office/drawing/2016/5/13/chartex" xmlns:cx8="http://schemas.microsoft.com/office/drawing/2016/5/14/chartex" xmlns:mc="http://schemas.openxmlformats.org/markup-compatibility/2006" xmlns:aink="http://schemas.microsoft.com/office/drawing/2016/ink" xmlns:am3d="http://schemas.microsoft.com/office/drawing/2017/model3d" xmlns:o="urn:schemas-microsoft-com:office:office" xmlns:oel="http://schemas.microsoft.com/office/2019/extlst" xmlns:r="http://schemas.openxmlformats.org/officeDocument/2006/relationships" xmlns:m="http://schemas.openxmlformats.org/officeDocument/2006/math" xmlns:v="urn:schemas-microsoft-com:vml" xmlns:wp14="http://schemas.microsoft.com/office/word/2010/wordprocessingDrawing" xmlns:wp="http://schemas.openxmlformats.org/drawingml/2006/wordprocessingDrawing" xmlns:w10="urn:schemas-microsoft-com:office:word" xmlns:w="http://schemas.openxmlformats.org/wordprocessingml/2006/main" xmlns:w14="http://schemas.microsoft.com/office/word/2010/wordml" xmlns:w15="http://schemas.microsoft.com/office/word/2012/wordml" xmlns:w16cex="http://schemas.microsoft.com/office/word/2018/wordml/cex" xmlns:w16cid="http://schemas.microsoft.com/office/word/2016/wordml/cid" xmlns:w16="http://schemas.microsoft.com/office/word/2018/wordml" xmlns:w16du="http://schemas.microsoft.com/office/word/2023/wordml/word16du" xmlns:w16sdtdh="http://schemas.microsoft.com/office/word/2020/wordml/sdtdatahash" xmlns:w16se="http://schemas.microsoft.com/office/word/2015/wordml/symex" xmlns:wpg="http://schemas.microsoft.com/office/word/2010/wordprocessingGroup" xmlns:wpi="http://schemas.microsoft.com/office/word/2010/wordprocessingInk" xmlns:wne="http://schemas.microsoft.com/office/word/2006/wordml" xmlns:wps="http://schemas.microsoft.com/office/word/2010/wordprocessingShape" mc:Ignorable="w14 w15 w16se w16cid w16 w16cex w16sdtdh w16du wp14">
-  <w:footnote w:type="separator" w:id="-1">
-    <w:p>
-      <w:pPr>
-        <w:spacing w:after="0" w:line="240" w:lineRule="auto"/>
-      </w:pPr>
-      <w:r>
-        <w:separator/>
-      </w:r>
-    </w:p>
-  </w:footnote>
-  <w:footnote w:type="continuationSeparator" w:id="0">
-    <w:p>
-      <w:pPr>
-        <w:spacing w:after="0" w:line="240" w:lineRule="auto"/>
-      </w:pPr>
-      <w:r>
-        <w:continuationSeparator/>
-      </w:r>
-    </w:p>
-  </w:footnote>
-</w:footnotes>
 </file>
 
 <file path=word/numbering.xml><?xml version="1.0" encoding="utf-8"?>
@@ -1515,31 +1966,31 @@
       </w:rPr>
     </w:lvl>
   </w:abstractNum>
-  <w:num w:numId="1" w16cid:durableId="1860266548">
+  <w:num w:numId="1" w16cid:durableId="1091388569">
     <w:abstractNumId w:val="8"/>
   </w:num>
-  <w:num w:numId="2" w16cid:durableId="1280532416">
+  <w:num w:numId="2" w16cid:durableId="1018895590">
     <w:abstractNumId w:val="6"/>
   </w:num>
-  <w:num w:numId="3" w16cid:durableId="74013788">
+  <w:num w:numId="3" w16cid:durableId="808594184">
     <w:abstractNumId w:val="5"/>
   </w:num>
-  <w:num w:numId="4" w16cid:durableId="296883462">
+  <w:num w:numId="4" w16cid:durableId="1188250503">
     <w:abstractNumId w:val="4"/>
   </w:num>
-  <w:num w:numId="5" w16cid:durableId="951934303">
+  <w:num w:numId="5" w16cid:durableId="1039088135">
     <w:abstractNumId w:val="7"/>
   </w:num>
-  <w:num w:numId="6" w16cid:durableId="1478721502">
+  <w:num w:numId="6" w16cid:durableId="218396932">
     <w:abstractNumId w:val="3"/>
   </w:num>
-  <w:num w:numId="7" w16cid:durableId="1844200796">
+  <w:num w:numId="7" w16cid:durableId="199826495">
     <w:abstractNumId w:val="2"/>
   </w:num>
-  <w:num w:numId="8" w16cid:durableId="856237849">
+  <w:num w:numId="8" w16cid:durableId="13073728">
     <w:abstractNumId w:val="1"/>
   </w:num>
-  <w:num w:numId="9" w16cid:durableId="691568288">
+  <w:num w:numId="9" w16cid:durableId="180709972">
     <w:abstractNumId w:val="0"/>
   </w:num>
 </w:numbering>
